--- a/đồ án tốt nghiệp.docx
+++ b/đồ án tốt nghiệp.docx
@@ -1871,6 +1871,161 @@
         <w:t xml:space="preserve"> </w:t>
       </w:r>
     </w:p>
+    <w:tbl>
+      <w:tblPr>
+        <w:tblStyle w:val="TableGrid"/>
+        <w:tblW w:w="0" w:type="auto"/>
+        <w:tblBorders>
+          <w:top w:val="none" w:sz="0" w:space="0" w:color="auto"/>
+          <w:left w:val="none" w:sz="0" w:space="0" w:color="auto"/>
+          <w:bottom w:val="none" w:sz="0" w:space="0" w:color="auto"/>
+          <w:right w:val="none" w:sz="0" w:space="0" w:color="auto"/>
+          <w:insideH w:val="none" w:sz="0" w:space="0" w:color="auto"/>
+          <w:insideV w:val="none" w:sz="0" w:space="0" w:color="auto"/>
+        </w:tblBorders>
+        <w:tblLook w:val="04A0" w:firstRow="1" w:lastRow="0" w:firstColumn="1" w:lastColumn="0" w:noHBand="0" w:noVBand="1"/>
+      </w:tblPr>
+      <w:tblGrid>
+        <w:gridCol w:w="4530"/>
+        <w:gridCol w:w="4531"/>
+      </w:tblGrid>
+      <w:tr>
+        <w:tc>
+          <w:tcPr>
+            <w:tcW w:w="4530" w:type="dxa"/>
+          </w:tcPr>
+          <w:p>
+            <w:pPr>
+              <w:pStyle w:val="BodyText2"/>
+              <w:tabs>
+                <w:tab w:val="left" w:leader="dot" w:pos="4770"/>
+                <w:tab w:val="left" w:leader="dot" w:pos="9540"/>
+              </w:tabs>
+              <w:spacing w:line="240" w:lineRule="auto"/>
+              <w:rPr>
+                <w:rFonts w:ascii="Times New Roman" w:hAnsi="Times New Roman"/>
+                <w:bCs/>
+              </w:rPr>
+            </w:pPr>
+            <w:r>
+              <w:rPr>
+                <w:rFonts w:ascii="Times New Roman" w:hAnsi="Times New Roman"/>
+                <w:b/>
+              </w:rPr>
+              <w:t xml:space="preserve">Mã sinh viên: </w:t>
+            </w:r>
+            <w:r>
+              <w:rPr>
+                <w:rFonts w:ascii="Times New Roman" w:hAnsi="Times New Roman"/>
+                <w:bCs/>
+              </w:rPr>
+              <w:t>6351071081</w:t>
+            </w:r>
+          </w:p>
+        </w:tc>
+        <w:tc>
+          <w:tcPr>
+            <w:tcW w:w="4531" w:type="dxa"/>
+          </w:tcPr>
+          <w:p>
+            <w:pPr>
+              <w:pStyle w:val="BodyText2"/>
+              <w:tabs>
+                <w:tab w:val="left" w:leader="dot" w:pos="4770"/>
+                <w:tab w:val="left" w:leader="dot" w:pos="9540"/>
+              </w:tabs>
+              <w:spacing w:line="240" w:lineRule="auto"/>
+              <w:rPr>
+                <w:rFonts w:ascii="Times New Roman" w:hAnsi="Times New Roman"/>
+                <w:bCs/>
+              </w:rPr>
+            </w:pPr>
+            <w:r>
+              <w:rPr>
+                <w:rFonts w:ascii="Times New Roman" w:hAnsi="Times New Roman"/>
+                <w:b/>
+              </w:rPr>
+              <w:t xml:space="preserve">Họ tên SV: </w:t>
+            </w:r>
+            <w:r>
+              <w:rPr>
+                <w:rFonts w:ascii="Times New Roman" w:hAnsi="Times New Roman"/>
+                <w:bCs/>
+              </w:rPr>
+              <w:t>Nguyễn Đình Vương</w:t>
+            </w:r>
+          </w:p>
+        </w:tc>
+      </w:tr>
+      <w:tr>
+        <w:tc>
+          <w:tcPr>
+            <w:tcW w:w="4530" w:type="dxa"/>
+          </w:tcPr>
+          <w:p>
+            <w:pPr>
+              <w:pStyle w:val="BodyText2"/>
+              <w:tabs>
+                <w:tab w:val="left" w:leader="dot" w:pos="4770"/>
+                <w:tab w:val="left" w:leader="dot" w:pos="9540"/>
+              </w:tabs>
+              <w:spacing w:line="240" w:lineRule="auto"/>
+              <w:rPr>
+                <w:rFonts w:ascii="Times New Roman" w:hAnsi="Times New Roman"/>
+                <w:bCs/>
+              </w:rPr>
+            </w:pPr>
+            <w:r>
+              <w:rPr>
+                <w:rFonts w:ascii="Times New Roman" w:hAnsi="Times New Roman"/>
+                <w:b/>
+              </w:rPr>
+              <w:t xml:space="preserve">Khóa: </w:t>
+            </w:r>
+            <w:r>
+              <w:rPr>
+                <w:rFonts w:ascii="Times New Roman" w:hAnsi="Times New Roman"/>
+                <w:bCs/>
+              </w:rPr>
+              <w:t>63</w:t>
+            </w:r>
+          </w:p>
+        </w:tc>
+        <w:tc>
+          <w:tcPr>
+            <w:tcW w:w="4531" w:type="dxa"/>
+          </w:tcPr>
+          <w:p>
+            <w:pPr>
+              <w:pStyle w:val="BodyText2"/>
+              <w:tabs>
+                <w:tab w:val="left" w:leader="dot" w:pos="4770"/>
+                <w:tab w:val="left" w:leader="dot" w:pos="9540"/>
+              </w:tabs>
+              <w:spacing w:line="240" w:lineRule="auto"/>
+              <w:rPr>
+                <w:rFonts w:ascii="Times New Roman" w:hAnsi="Times New Roman"/>
+                <w:bCs/>
+              </w:rPr>
+            </w:pPr>
+            <w:r>
+              <w:rPr>
+                <w:rFonts w:ascii="Times New Roman" w:hAnsi="Times New Roman"/>
+                <w:b/>
+              </w:rPr>
+              <w:t xml:space="preserve">Lớp: </w:t>
+            </w:r>
+            <w:r>
+              <w:rPr>
+                <w:rFonts w:ascii="Times New Roman" w:hAnsi="Times New Roman"/>
+                <w:bCs/>
+              </w:rPr>
+              <w:t>Công nghệ thông tin</w:t>
+            </w:r>
+          </w:p>
+        </w:tc>
+      </w:tr>
+    </w:tbl>
     <w:p>
       <w:pPr>
         <w:pStyle w:val="BodyText2"/>
@@ -1881,143 +2036,30 @@
         <w:spacing w:line="240" w:lineRule="auto"/>
         <w:rPr>
           <w:rFonts w:ascii="Times New Roman" w:hAnsi="Times New Roman"/>
-          <w:lang w:val="en-US"/>
+          <w:b/>
         </w:rPr>
       </w:pPr>
       <w:r>
         <w:rPr>
           <w:rFonts w:ascii="Times New Roman" w:hAnsi="Times New Roman"/>
           <w:b/>
-          <w:lang w:val="en-US"/>
-        </w:rPr>
-        <w:t>Mã s</w:t>
+        </w:rPr>
+        <w:fldChar w:fldCharType="begin"/>
       </w:r>
       <w:r>
         <w:rPr>
           <w:rFonts w:ascii="Times New Roman" w:hAnsi="Times New Roman"/>
           <w:b/>
         </w:rPr>
-        <w:t>inh viên:</w:t>
-      </w:r>
-      <w:r>
-        <w:rPr>
-          <w:rFonts w:ascii="Times New Roman" w:hAnsi="Times New Roman"/>
-        </w:rPr>
-        <w:tab/>
+        <w:instrText xml:space="preserve"> MERGEFIELD "Lớp" </w:instrText>
       </w:r>
       <w:r>
         <w:rPr>
           <w:rFonts w:ascii="Times New Roman" w:hAnsi="Times New Roman"/>
           <w:b/>
-          <w:lang w:val="en-US"/>
-        </w:rPr>
-        <w:t>Họ tên SV</w:t>
-      </w:r>
-      <w:r>
-        <w:rPr>
-          <w:rFonts w:ascii="Times New Roman" w:hAnsi="Times New Roman"/>
-          <w:b/>
-        </w:rPr>
-        <w:t>:</w:t>
-      </w:r>
-      <w:r>
-        <w:rPr>
-          <w:rFonts w:ascii="Times New Roman" w:hAnsi="Times New Roman"/>
-          <w:lang w:val="en-US"/>
-        </w:rPr>
-        <w:tab/>
-      </w:r>
-    </w:p>
-    <w:p>
-      <w:pPr>
-        <w:pStyle w:val="BodyText2"/>
-        <w:tabs>
-          <w:tab w:val="left" w:leader="dot" w:pos="4770"/>
-          <w:tab w:val="left" w:leader="dot" w:pos="9540"/>
-        </w:tabs>
-        <w:spacing w:line="240" w:lineRule="auto"/>
-        <w:rPr>
-          <w:rFonts w:ascii="Times New Roman" w:hAnsi="Times New Roman"/>
-          <w:b/>
-        </w:rPr>
-      </w:pPr>
-      <w:r>
-        <w:rPr>
-          <w:rFonts w:ascii="Times New Roman" w:hAnsi="Times New Roman"/>
-          <w:b/>
-          <w:lang w:val="en-US"/>
-        </w:rPr>
-        <w:t>Khóa:</w:t>
-      </w:r>
-      <w:r>
-        <w:rPr>
-          <w:rFonts w:ascii="Times New Roman" w:hAnsi="Times New Roman"/>
-          <w:lang w:val="en-US"/>
-        </w:rPr>
-        <w:t xml:space="preserve"> </w:t>
-      </w:r>
-      <w:r>
-        <w:rPr>
-          <w:rFonts w:ascii="Times New Roman" w:hAnsi="Times New Roman"/>
-          <w:lang w:val="en-US"/>
-        </w:rPr>
-        <w:tab/>
-      </w:r>
-      <w:r>
-        <w:rPr>
-          <w:rFonts w:ascii="Times New Roman" w:hAnsi="Times New Roman"/>
-          <w:b/>
-          <w:lang w:val="en-US"/>
-        </w:rPr>
-        <w:t>Lớp:</w:t>
-      </w:r>
-      <w:r>
-        <w:rPr>
-          <w:rFonts w:ascii="Times New Roman" w:hAnsi="Times New Roman"/>
-          <w:lang w:val="en-US"/>
-        </w:rPr>
-        <w:t xml:space="preserve"> </w:t>
-      </w:r>
-      <w:r>
-        <w:rPr>
-          <w:rFonts w:ascii="Times New Roman" w:hAnsi="Times New Roman"/>
-          <w:lang w:val="en-US"/>
-        </w:rPr>
-        <w:tab/>
-      </w:r>
-      <w:r>
-        <w:rPr>
-          <w:rFonts w:ascii="Times New Roman" w:hAnsi="Times New Roman"/>
-          <w:b/>
-        </w:rPr>
-        <w:fldChar w:fldCharType="begin"/>
-      </w:r>
-      <w:r>
-        <w:rPr>
-          <w:rFonts w:ascii="Times New Roman" w:hAnsi="Times New Roman"/>
-          <w:b/>
-        </w:rPr>
-        <w:instrText xml:space="preserve"> MERGEFIELD "Lớp" </w:instrText>
-      </w:r>
-      <w:r>
-        <w:rPr>
-          <w:rFonts w:ascii="Times New Roman" w:hAnsi="Times New Roman"/>
-          <w:b/>
         </w:rPr>
         <w:fldChar w:fldCharType="end"/>
       </w:r>
-    </w:p>
-    <w:p>
-      <w:pPr>
-        <w:ind w:firstLine="360"/>
-        <w:rPr>
-          <w:b/>
-          <w:bCs/>
-          <w:iCs/>
-          <w:sz w:val="28"/>
-          <w:szCs w:val="28"/>
-        </w:rPr>
-      </w:pPr>
     </w:p>
     <w:p>
       <w:pPr>
@@ -2060,14 +2102,14 @@
           <w:iCs/>
           <w:szCs w:val="26"/>
         </w:rPr>
-        <w:t xml:space="preserve">Nghiên cứu </w:t>
-      </w:r>
-      <w:r>
-        <w:rPr>
-          <w:iCs/>
-          <w:szCs w:val="26"/>
-        </w:rPr>
-        <w:t>phát triển</w:t>
+        <w:t>Nghiên cứu</w:t>
+      </w:r>
+      <w:r>
+        <w:rPr>
+          <w:iCs/>
+          <w:szCs w:val="26"/>
+        </w:rPr>
+        <w:t xml:space="preserve"> và</w:t>
       </w:r>
       <w:r>
         <w:rPr>
@@ -2075,6 +2117,13 @@
           <w:szCs w:val="26"/>
         </w:rPr>
         <w:t xml:space="preserve"> </w:t>
+      </w:r>
+      <w:r>
+        <w:rPr>
+          <w:iCs/>
+          <w:szCs w:val="26"/>
+        </w:rPr>
+        <w:t xml:space="preserve">phát triển </w:t>
       </w:r>
       <w:r>
         <w:rPr>
@@ -2358,14 +2407,7 @@
           <w:iCs/>
           <w:szCs w:val="26"/>
         </w:rPr>
-        <w:t>Viết mã nguồn chạy thử thuật toán WFC trên lý thuyết</w:t>
-      </w:r>
-      <w:r>
-        <w:rPr>
-          <w:iCs/>
-          <w:szCs w:val="26"/>
-        </w:rPr>
-        <w:t>.</w:t>
+        <w:t>Viết mã nguồn chạy thử thuật toán WFC trên lý thuyết.</w:t>
       </w:r>
     </w:p>
     <w:p>
@@ -2700,7 +2742,6 @@
           <w:iCs/>
           <w:szCs w:val="26"/>
         </w:rPr>
-        <w:lastRenderedPageBreak/>
         <w:t>Bộ mã nguồn về WFC được điều chỉnh</w:t>
       </w:r>
       <w:r>
@@ -2754,6 +2795,7 @@
           <w:iCs/>
           <w:szCs w:val="26"/>
         </w:rPr>
+        <w:lastRenderedPageBreak/>
         <w:t>Một ứng dụng game Dungeon Crawler làm demo cho thuật toán WFC.</w:t>
       </w:r>
     </w:p>
@@ -4428,6 +4470,10 @@
     <w:p>
       <w:pPr>
         <w:pStyle w:val="Heading2"/>
+        <w:numPr>
+          <w:ilvl w:val="1"/>
+          <w:numId w:val="11"/>
+        </w:numPr>
       </w:pPr>
       <w:r>
         <w:t>Tình hình nghiên cứu</w:t>
@@ -4447,7 +4493,7 @@
         <w:t xml:space="preserve">, </w:t>
       </w:r>
       <w:r>
-        <w:t>việc thiết kế màn chơi theo phương thức truyền thống thường đối mặt với những thách thức về tối ưu hóa nguồn lực và thời gian sản xuất. Sự hạn chế về số lượng bản đồ cố định sẽ dễ dẫn đến sự nhàm chán và giảm tính kích thích đối với người chơi, Đặc biệt, trong các thể loại như Roguelite hay Dungeon Crawler, nơi sự khám phá và mới mẻ trong không gian là yêu cầu tiên quyết. Do đó, các nghiên cứu về thuật toán tạo sinh nội dung ngẫu nhiên Procedural Content Generation đã trở thành giải pháp kinh điển nhằm nâng cao hiệu suất thiết kế và làm trải nghiệm phong phú cho người dùng. Một</w:t>
+        <w:t>việc thiết kế màn chơi theo phương thức truyền thống thường đối mặt với những thách thức về tối ưu hóa nguồn lực và thời gian sản xuất. Sự hạn chế về số lượng bản đồ cố định sẽ dễ dẫn đến sự nhàm chán và giảm tính kích thích đối với người chơi, Đặc biệt, trong các thể loại như Roguelite hay Dungeon Crawler, nơi sự khám phá và mới mẻ trong không gian là yêu cầu tiên quyết. Do đó, các nghiên cứu về thuật toán tạo sinh nội dung ngẫu nhiên đã trở thành giải pháp kinh điển nhằm nâng cao hiệu suất thiết kế và làm trải nghiệm phong phú cho người dùng. Một</w:t>
       </w:r>
       <w:r>
         <w:t xml:space="preserve"> </w:t>
@@ -4467,6 +4513,10 @@
     <w:p>
       <w:pPr>
         <w:pStyle w:val="Heading2"/>
+        <w:numPr>
+          <w:ilvl w:val="1"/>
+          <w:numId w:val="11"/>
+        </w:numPr>
       </w:pPr>
       <w:r>
         <w:t>Lý do chọn đề tài</w:t>
@@ -4529,17 +4579,48 @@
         </w:numPr>
       </w:pPr>
       <w:r>
-        <w:t xml:space="preserve">Độ phức tạp về bản đồ khi tạo phòng: </w:t>
-      </w:r>
-    </w:p>
-    <w:p>
-      <w:pPr>
-        <w:ind w:left="360"/>
-      </w:pPr>
+        <w:t>Độ phức tạp về bản đồ khi tạo phòng</w:t>
+      </w:r>
+    </w:p>
+    <w:p>
+      <w:pPr>
+        <w:pStyle w:val="ListParagraph"/>
+        <w:numPr>
+          <w:ilvl w:val="0"/>
+          <w:numId w:val="2"/>
+        </w:numPr>
+      </w:pPr>
+      <w:r>
+        <w:t>Mức độ thẩm mỹ của bản đồ</w:t>
+      </w:r>
+    </w:p>
+    <w:p>
+      <w:pPr>
+        <w:pStyle w:val="ListParagraph"/>
+        <w:numPr>
+          <w:ilvl w:val="0"/>
+          <w:numId w:val="2"/>
+        </w:numPr>
+      </w:pPr>
+      <w:r>
+        <w:t>Sự kết nối giữa các phòng với nhau</w:t>
+      </w:r>
+    </w:p>
+    <w:p>
+      <w:pPr>
+        <w:ind w:firstLine="426"/>
+      </w:pPr>
+      <w:r>
+        <w:t>Do đó, trong quá trình triển khai thuật toán WFC, tôi đã tùy chỉnh theo hướng phù hợp của thuật toán nhằm đảm bảo những sai sót kĩ thuật mà WFC gặp phải trong đề tài.</w:t>
+      </w:r>
     </w:p>
     <w:p>
       <w:pPr>
         <w:pStyle w:val="Heading2"/>
+        <w:numPr>
+          <w:ilvl w:val="1"/>
+          <w:numId w:val="11"/>
+        </w:numPr>
       </w:pPr>
       <w:r>
         <w:t>Mục tiêu, nội dung, phương pháp nghiên cứu đề tài</w:t>
@@ -4548,33 +4629,367 @@
     <w:p>
       <w:pPr>
         <w:pStyle w:val="Heading3"/>
-      </w:pPr>
-      <w:r>
-        <w:t>1.3.1. Mục tiêu nghiên cứu</w:t>
+        <w:numPr>
+          <w:ilvl w:val="2"/>
+          <w:numId w:val="11"/>
+        </w:numPr>
+      </w:pPr>
+      <w:r>
+        <w:t xml:space="preserve">Mục tiêu </w:t>
+      </w:r>
+      <w:r>
+        <w:t>đề tài</w:t>
+      </w:r>
+    </w:p>
+    <w:p>
+      <w:pPr>
+        <w:ind w:firstLine="284"/>
+      </w:pPr>
+      <w:r>
+        <w:t>Đề tài hướng đến các mục tiêu cụ thể sau:</w:t>
+      </w:r>
+    </w:p>
+    <w:p>
+      <w:pPr>
+        <w:pStyle w:val="ListParagraph"/>
+        <w:numPr>
+          <w:ilvl w:val="0"/>
+          <w:numId w:val="2"/>
+        </w:numPr>
+      </w:pPr>
+      <w:r>
+        <w:t xml:space="preserve">Nghiên cứu cơ chế hoạt động của thuật toán WFC, bao gồm quá trình collapse, </w:t>
+      </w:r>
+      <w:r>
+        <w:t>propagation</w:t>
+      </w:r>
+      <w:r>
+        <w:t xml:space="preserve"> </w:t>
+      </w:r>
+      <w:r>
+        <w:t xml:space="preserve">và xử lý </w:t>
+      </w:r>
+      <w:r>
+        <w:t>contradiction</w:t>
+      </w:r>
+      <w:r>
+        <w:t>.</w:t>
+      </w:r>
+    </w:p>
+    <w:p>
+      <w:pPr>
+        <w:pStyle w:val="ListParagraph"/>
+        <w:numPr>
+          <w:ilvl w:val="0"/>
+          <w:numId w:val="2"/>
+        </w:numPr>
+      </w:pPr>
+      <w:r>
+        <w:t>Cải tiến thuật toán WFC để ứng dụng vào việc tạo sinh bản đồ cho thể loại game Dungeon Crawler</w:t>
+      </w:r>
+      <w:r>
+        <w:t xml:space="preserve"> 3D</w:t>
+      </w:r>
+      <w:r>
+        <w:t>.</w:t>
+      </w:r>
+    </w:p>
+    <w:p>
+      <w:pPr>
+        <w:pStyle w:val="ListParagraph"/>
+        <w:numPr>
+          <w:ilvl w:val="0"/>
+          <w:numId w:val="2"/>
+        </w:numPr>
+      </w:pPr>
+      <w:r>
+        <w:t xml:space="preserve">Xây dựng </w:t>
+      </w:r>
+      <w:r>
+        <w:t xml:space="preserve">thành công </w:t>
+      </w:r>
+      <w:r>
+        <w:t xml:space="preserve">một game </w:t>
+      </w:r>
+      <w:r>
+        <w:t xml:space="preserve">3D </w:t>
+      </w:r>
+      <w:r>
+        <w:t>Dungeon Crawler</w:t>
+      </w:r>
+      <w:r>
+        <w:t xml:space="preserve"> </w:t>
+      </w:r>
+      <w:r>
+        <w:t xml:space="preserve">cơ bản dựa trên </w:t>
+      </w:r>
+      <w:r>
+        <w:t>thuật toán được cải tiến</w:t>
+      </w:r>
+      <w:r>
+        <w:t>.</w:t>
+      </w:r>
+    </w:p>
+    <w:p>
+      <w:pPr>
+        <w:pStyle w:val="ListParagraph"/>
+        <w:numPr>
+          <w:ilvl w:val="0"/>
+          <w:numId w:val="2"/>
+        </w:numPr>
+      </w:pPr>
+      <w:r>
+        <w:lastRenderedPageBreak/>
+        <w:t>Đánh giá chất lượng</w:t>
+      </w:r>
+      <w:r>
+        <w:t xml:space="preserve"> bản đồ</w:t>
+      </w:r>
+      <w:r>
+        <w:t xml:space="preserve"> </w:t>
+      </w:r>
+      <w:r>
+        <w:t xml:space="preserve">Dungeon </w:t>
+      </w:r>
+      <w:r>
+        <w:t xml:space="preserve">được tạo ra thông qua các tiêu chí cụ thể như tính liên thông, độ đa dạng về bố cục và tỉ lệ thành công của quá trình tạo sinh. </w:t>
       </w:r>
     </w:p>
     <w:p>
       <w:pPr>
         <w:pStyle w:val="Heading3"/>
-      </w:pPr>
-      <w:r>
-        <w:t>1.3.2. Nội dung nghiên cứu</w:t>
+        <w:numPr>
+          <w:ilvl w:val="2"/>
+          <w:numId w:val="11"/>
+        </w:numPr>
+      </w:pPr>
+      <w:r>
+        <w:t>Nội dung nghiên cứu</w:t>
+      </w:r>
+    </w:p>
+    <w:p>
+      <w:pPr>
+        <w:pStyle w:val="ListParagraph"/>
+        <w:numPr>
+          <w:ilvl w:val="0"/>
+          <w:numId w:val="7"/>
+        </w:numPr>
+      </w:pPr>
+      <w:r>
+        <w:t>Thu thập, đọc và phân tích</w:t>
+      </w:r>
+      <w:r>
+        <w:t xml:space="preserve"> những lý thuyết về thuật toán WFC.</w:t>
+      </w:r>
+    </w:p>
+    <w:p>
+      <w:pPr>
+        <w:pStyle w:val="ListParagraph"/>
+        <w:numPr>
+          <w:ilvl w:val="0"/>
+          <w:numId w:val="7"/>
+        </w:numPr>
+      </w:pPr>
+      <w:r>
+        <w:t>Thực nghiệm thuật toán WFC để trực quan hóa kết quả</w:t>
+      </w:r>
+    </w:p>
+    <w:p>
+      <w:pPr>
+        <w:pStyle w:val="ListParagraph"/>
+        <w:numPr>
+          <w:ilvl w:val="0"/>
+          <w:numId w:val="7"/>
+        </w:numPr>
+      </w:pPr>
+      <w:r>
+        <w:t>Đánh giá, tìm hiểu các phương pháp tạo sinh khác, nhằm lấy ý tưởng để tối ưu thuật toán WFC</w:t>
+      </w:r>
+    </w:p>
+    <w:p>
+      <w:pPr>
+        <w:pStyle w:val="ListParagraph"/>
+        <w:numPr>
+          <w:ilvl w:val="0"/>
+          <w:numId w:val="7"/>
+        </w:numPr>
+      </w:pPr>
+      <w:r>
+        <w:t>Thực nghiệm lại thuật toán được cải tiến để xem kết quả</w:t>
+      </w:r>
+      <w:r>
+        <w:t xml:space="preserve"> quá trình cải tiến</w:t>
+      </w:r>
+    </w:p>
+    <w:p>
+      <w:pPr>
+        <w:pStyle w:val="ListParagraph"/>
+        <w:numPr>
+          <w:ilvl w:val="0"/>
+          <w:numId w:val="7"/>
+        </w:numPr>
+      </w:pPr>
+      <w:r>
+        <w:t>Xây dựng game Dungeon Crawler 3D với gameplay đơn giản bao gồm di chuyển, combat và một số màn chơi.</w:t>
       </w:r>
     </w:p>
     <w:p>
       <w:pPr>
         <w:pStyle w:val="Heading3"/>
-      </w:pPr>
-      <w:r>
-        <w:t>1.3.3. Phương pháp nghiên cứu đề tài</w:t>
+        <w:numPr>
+          <w:ilvl w:val="2"/>
+          <w:numId w:val="11"/>
+        </w:numPr>
+      </w:pPr>
+      <w:r>
+        <w:t>Phương pháp nghiên cứu đề tài</w:t>
+      </w:r>
+    </w:p>
+    <w:p>
+      <w:pPr>
+        <w:pStyle w:val="ListParagraph"/>
+        <w:numPr>
+          <w:ilvl w:val="0"/>
+          <w:numId w:val="8"/>
+        </w:numPr>
+      </w:pPr>
+      <w:r>
+        <w:t>Phân tích và tổng hợp: đọc tài liệu và nghiên cứu cơ chế collapse, propagation của WFC từ các nguồn tài liệu trước.</w:t>
+      </w:r>
+    </w:p>
+    <w:p>
+      <w:pPr>
+        <w:pStyle w:val="ListParagraph"/>
+        <w:numPr>
+          <w:ilvl w:val="0"/>
+          <w:numId w:val="8"/>
+        </w:numPr>
+      </w:pPr>
+      <w:r>
+        <w:t>Đánh giá và kết luận: đánh giá kết quả thực nghiệm sau khi triển khai WFC, đưa ra hướng phát triển, tối ưu tiếp theo.</w:t>
+      </w:r>
+    </w:p>
+    <w:p>
+      <w:pPr>
+        <w:pStyle w:val="ListParagraph"/>
+        <w:numPr>
+          <w:ilvl w:val="0"/>
+          <w:numId w:val="8"/>
+        </w:numPr>
+      </w:pPr>
+      <w:r>
+        <w:t>Thực nghiệm: xây dựng nhanh các thuật toán WFC cổ điển, thuật toán WFC đã được cải tiến, và Prototype game Dungeon Crawler 3D.</w:t>
+      </w:r>
+    </w:p>
+    <w:p>
+      <w:pPr>
+        <w:pStyle w:val="ListParagraph"/>
+        <w:numPr>
+          <w:ilvl w:val="0"/>
+          <w:numId w:val="8"/>
+        </w:numPr>
+      </w:pPr>
+      <w:r>
+        <w:t>Thống kê và định lượng: Chạy thử nghiệm hệ thống tạo map nhiều lần để thu thập dữ liệu số học để tính toán tỷ lệ thành công, từ đó đưa ra cái nhìn khách quan về việc cải tiến.</w:t>
       </w:r>
     </w:p>
     <w:p>
       <w:pPr>
         <w:pStyle w:val="Heading2"/>
+        <w:numPr>
+          <w:ilvl w:val="1"/>
+          <w:numId w:val="11"/>
+        </w:numPr>
       </w:pPr>
       <w:r>
         <w:t>Đối tượng và phạm vi nghiên cứu</w:t>
+      </w:r>
+    </w:p>
+    <w:p>
+      <w:pPr>
+        <w:pStyle w:val="Heading3"/>
+      </w:pPr>
+      <w:r>
+        <w:t>1.4.1 Đối tượng nghiên cứu</w:t>
+      </w:r>
+    </w:p>
+    <w:p>
+      <w:pPr>
+        <w:ind w:firstLine="284"/>
+      </w:pPr>
+      <w:r>
+        <w:t>Đề tài này tập trung nghiên cứu hai đối tượng chính sau:</w:t>
+      </w:r>
+    </w:p>
+    <w:p>
+      <w:pPr>
+        <w:pStyle w:val="ListParagraph"/>
+        <w:numPr>
+          <w:ilvl w:val="0"/>
+          <w:numId w:val="8"/>
+        </w:numPr>
+      </w:pPr>
+      <w:r>
+        <w:t>Cơ chế hoạt động, quá trình lan truyền trạng thái, xử lý mâu thuẫn và các giải pháp tối ưu, cải tiến cho thuật toán WFC.</w:t>
+      </w:r>
+    </w:p>
+    <w:p>
+      <w:pPr>
+        <w:pStyle w:val="ListParagraph"/>
+        <w:numPr>
+          <w:ilvl w:val="0"/>
+          <w:numId w:val="8"/>
+        </w:numPr>
+      </w:pPr>
+      <w:r>
+        <w:t>Quy trình ứng dụng thuật toán WFC vào bài toán tạo sinh bản đồ tự động cho thể loại game Dungeon Crawler.</w:t>
+      </w:r>
+    </w:p>
+    <w:p>
+      <w:pPr>
+        <w:pStyle w:val="Heading3"/>
+      </w:pPr>
+      <w:r>
+        <w:t>1.4.2 Phạm vi nghiên cứu</w:t>
+      </w:r>
+    </w:p>
+    <w:p>
+      <w:pPr>
+        <w:pStyle w:val="ListParagraph"/>
+        <w:numPr>
+          <w:ilvl w:val="0"/>
+          <w:numId w:val="9"/>
+        </w:numPr>
+      </w:pPr>
+      <w:r>
+        <w:t>Về mặt thuật toán: Tập trung nghiên cứu mô hình thuật toán WFC dạng tile-based, tập trung cải tiến kết quả đầu ra của thuật toán.</w:t>
+      </w:r>
+    </w:p>
+    <w:p>
+      <w:pPr>
+        <w:pStyle w:val="ListParagraph"/>
+        <w:numPr>
+          <w:ilvl w:val="0"/>
+          <w:numId w:val="9"/>
+        </w:numPr>
+      </w:pPr>
+      <w:r>
+        <w:t>Về mặt sản phẩm và ứng dụng: Xây dựng một phiên bản thử nghiệm game 3D Dungeon Crawler với các tính năng cốt lõi như di chuyển, combat cơ bản, hoàn thành màn chơi. Đề tài không hướng đến xây dựng một sản phẩm thương mại hoàn chỉnh với các hệ thống phụ trợ như kinh tế, cốt truyện, cơ sở dữ liệu.</w:t>
+      </w:r>
+    </w:p>
+    <w:p>
+      <w:pPr>
+        <w:pStyle w:val="ListParagraph"/>
+        <w:numPr>
+          <w:ilvl w:val="0"/>
+          <w:numId w:val="9"/>
+        </w:numPr>
+      </w:pPr>
+      <w:r>
+        <w:t>Về công nghệ: toàn bộ thuật toán và sản phẩm game thực nghiệm được triển khai thông qua ngôn ngữ C# và trên nền tảng Unity</w:t>
+      </w:r>
+      <w:r>
+        <w:t xml:space="preserve"> Engine.</w:t>
       </w:r>
     </w:p>
     <w:p>
@@ -4607,10 +5022,145 @@
         <w:pStyle w:val="Heading2"/>
       </w:pPr>
       <w:r>
-        <w:t xml:space="preserve">2.1. </w:t>
-      </w:r>
-      <w:r>
-        <w:t>Lý thuyết các công nghệ</w:t>
+        <w:t xml:space="preserve">2.1 Tổng </w:t>
+      </w:r>
+      <w:r>
+        <w:t>quan</w:t>
+      </w:r>
+      <w:r>
+        <w:t xml:space="preserve"> về Procedural Content Generation</w:t>
+      </w:r>
+    </w:p>
+    <w:p>
+      <w:pPr>
+        <w:pStyle w:val="Heading3"/>
+      </w:pPr>
+      <w:r>
+        <w:t>2.1.1 Khái niệm và lịch sử phát triển của PCG trong ngành game</w:t>
+      </w:r>
+    </w:p>
+    <w:p>
+      <w:pPr>
+        <w:spacing w:line="360" w:lineRule="auto"/>
+        <w:ind w:firstLine="426"/>
+      </w:pPr>
+      <w:r>
+        <w:t>PCG được định nghĩa là việc tự động tạo ra các tài sản kỹ thuật số như hình ảnh, mô hình 3D, màn chơi hoặc câu truyện cho trò chơi, mô phỏng hoặc hình ảnh dựa trên các thuật toán và khuôn mẫu được xác định từ trước, đòi hỏi có sự can thiệp từ người dùng.</w:t>
+      </w:r>
+    </w:p>
+    <w:p>
+      <w:pPr>
+        <w:spacing w:line="360" w:lineRule="auto"/>
+        <w:ind w:firstLine="426"/>
+      </w:pPr>
+      <w:r>
+        <w:t>Việc áp dụng PCG trong ngành công nghiệp game hiện đại nhằm giải quyết ba thách thức chính:</w:t>
+      </w:r>
+    </w:p>
+    <w:p>
+      <w:pPr>
+        <w:pStyle w:val="ListParagraph"/>
+        <w:numPr>
+          <w:ilvl w:val="0"/>
+          <w:numId w:val="15"/>
+        </w:numPr>
+        <w:spacing w:line="360" w:lineRule="auto"/>
+        <w:ind w:left="851"/>
+      </w:pPr>
+      <w:r>
+        <w:t>Vấn đề về “núi nội dung”: đây là thuật ngữ do nhà thiết kế Will Wright đặt ra để chỉ sự áp lực khổng lồ về mặt thời gian và ngân sách khi phải tạo ra một lượng lớn các vật thể đa dạng như tòa nhà, cây cối, nội thất. để tránh sự lặp lại trong trò chơi thế giới ảo</w:t>
+      </w:r>
+    </w:p>
+    <w:p>
+      <w:pPr>
+        <w:pStyle w:val="ListParagraph"/>
+        <w:numPr>
+          <w:ilvl w:val="0"/>
+          <w:numId w:val="15"/>
+        </w:numPr>
+        <w:spacing w:line="360" w:lineRule="auto"/>
+        <w:ind w:left="851"/>
+      </w:pPr>
+      <w:r>
+        <w:t>Tăng giá trị chơi lại bằng cách thay đổi màn chơi, nhiệm vụ hoặc câu chuyện trong mỗi phiên chơi mới, PCG thực sự giúp duy trình được sự hứng thú của người chơi mà không cần thay đổi cơ chế cốt lõi của game.</w:t>
+      </w:r>
+    </w:p>
+    <w:p>
+      <w:pPr>
+        <w:pStyle w:val="ListParagraph"/>
+        <w:numPr>
+          <w:ilvl w:val="0"/>
+          <w:numId w:val="15"/>
+        </w:numPr>
+        <w:spacing w:line="360" w:lineRule="auto"/>
+        <w:ind w:left="851"/>
+      </w:pPr>
+      <w:r>
+        <w:t>PCG cũng đã giúp tạo ra những tình huống huấn luyện ngẫu nhiên, buộc người chơi phải áp dụng kỹ năng vào những hoàn cảnh mới thay vì chỉ lặp lại các kiến thức đã biết. Điều này cũng củng cố cho tính chơi lại đã được nêu phía trên.</w:t>
+      </w:r>
+    </w:p>
+    <w:p>
+      <w:pPr>
+        <w:spacing w:line="360" w:lineRule="auto"/>
+        <w:ind w:firstLine="567"/>
+      </w:pPr>
+      <w:r>
+        <w:t>Lịch sử của PCG gắn liền với quà trình tối ưu hóa tài nguyên phần cứng và sự phát triển của đồ họa máy tính. Trong giai đoạn sơ khai (1978 – 1980) những ứng dụng đầu tiên của PCG xuất hiện từ nhu cầu muốn vượt qua giới hạn bộ nhớ hạn hẹp của thời bấy giờ. Năm 1978, trò chơi Beneath Apple Manor đã sử dụng thuật toán đơn giản để tọa ra các hầm ngục. Đến năm 1980 trò chơi Rogue ra đời, việc sử dụng PCG để tạo ra các màn chơi ngay khi đang chạy thay vì lưu trữ trên đĩa, từ đó đặt nền móng cho thể loại game Rogue-like với đặc trưng là màn chơi ngẫu nhiên và cái chết vĩnh viễn.</w:t>
+      </w:r>
+    </w:p>
+    <w:p>
+      <w:pPr>
+        <w:spacing w:line="360" w:lineRule="auto"/>
+        <w:ind w:firstLine="567"/>
+      </w:pPr>
+      <w:r>
+        <w:t xml:space="preserve">Cùng với sự hình thành trong nhiều lĩnh vực nghiên cứu ở những thập niên 80. Năm 1985, bài báo Solid Texturing của Darwin </w:t>
+      </w:r>
+      <w:proofErr w:type="gramStart"/>
+      <w:r>
+        <w:t>R.Peachey</w:t>
+      </w:r>
+      <w:proofErr w:type="gramEnd"/>
+      <w:r>
+        <w:t xml:space="preserve"> là một trong những ấn phẩm khoa học đầu tiên về nghiên cứu về PCG, đề xuất kỹ thuật tạo kết cấu 2D có chiều sâu như 3D. Sau đó, các nghiên cứu về việc tạo địa hình bằng Fractals và thiết kế thực vật bằng hệ thống L-System đã biến PCG thành một lĩnh vực nghiên cứu khoa học thực thụ.</w:t>
+      </w:r>
+    </w:p>
+    <w:p>
+      <w:pPr>
+        <w:spacing w:line="360" w:lineRule="auto"/>
+        <w:ind w:firstLine="567"/>
+      </w:pPr>
+      <w:r>
+        <w:t xml:space="preserve">Theo sau những thập niên 80 là giai đoạn bùng nổ của các tựa game tripple A, khi phần cứng lúc này đã mạnh hơn, PCG bắt đầu được sử dụng có chủ đích như một tính </w:t>
+      </w:r>
+      <w:r>
+        <w:lastRenderedPageBreak/>
+        <w:t>năng cốt lõi cho trò chơi thay vì chỉ để tiết kiệm bộ nhớ. Các tựa game nổi tiếng như Diablo (1996), The Elder Scrolls II: Daggerfall (1996) và Command and Conquer: Red Alert 2(2000) đã tích hợp sâu PCG vào lối chơi. Năm 2000, the Sims giới thiệu trình chỉnh sửa nhân vật dựa trên các tham số (vòng eo, kích thước mắt, …) một dạng PCG có tương tác mạnh mẽ với người dùng. Đặc biệt, năm 2004, trò chơi. kkrieger đã gây kinh ngạc khi tạo ra toàn bộ thế giới 3D, âm nhạc và kết cấu chỉ trong dung lượng 96kb nhờ PCG.</w:t>
+      </w:r>
+    </w:p>
+    <w:p>
+      <w:pPr>
+        <w:spacing w:line="360" w:lineRule="auto"/>
+        <w:ind w:firstLine="567"/>
+      </w:pPr>
+      <w:r>
+        <w:t>Ngày nay, PCG đã trở thành một phần không thể thiết cho các bộ cung cụ phát triền game mạnh mẽ như Unreal Engine 4, Unity. Các công cụ này cho phép nhà thiết kế thiết kế ra thảm thực vật hoặc tạo địa hình nhanh chóng thông qua các thuật toán phân phối tự động.</w:t>
+      </w:r>
+    </w:p>
+    <w:p>
+      <w:pPr>
+        <w:pStyle w:val="Heading3"/>
+      </w:pPr>
+      <w:r>
+        <w:t>2.1.2 Phân loại các phương pháp PCG</w:t>
+      </w:r>
+    </w:p>
+    <w:p>
+      <w:pPr>
+        <w:pStyle w:val="Heading3"/>
+      </w:pPr>
+      <w:r>
+        <w:t>2.1.3 Ưu điểm và thách thức của PCG trong việc thiết kế màn chơi</w:t>
       </w:r>
     </w:p>
     <w:p>
@@ -4618,7 +5168,7 @@
         <w:pStyle w:val="Heading2"/>
       </w:pPr>
       <w:r>
-        <w:t xml:space="preserve">2.2. </w:t>
+        <w:t>2.2 Thuật toán Wave Function Collapse</w:t>
       </w:r>
     </w:p>
     <w:p>
@@ -4626,7 +5176,96 @@
         <w:pStyle w:val="Heading2"/>
       </w:pPr>
       <w:r>
-        <w:t xml:space="preserve">2.3. </w:t>
+        <w:t>2.3 Các cấu trúc dữ liệu liên quan</w:t>
+      </w:r>
+    </w:p>
+    <w:p>
+      <w:pPr>
+        <w:pStyle w:val="Heading2"/>
+      </w:pPr>
+      <w:r>
+        <w:t>2.4 Thể loại game Dungeon Crawler</w:t>
+      </w:r>
+    </w:p>
+    <w:p>
+      <w:pPr>
+        <w:pStyle w:val="Heading2"/>
+      </w:pPr>
+      <w:r>
+        <w:t>2.5 Công nghệ sử dụng (Unity, C#)</w:t>
+      </w:r>
+    </w:p>
+    <w:p>
+      <w:pPr>
+        <w:pStyle w:val="Heading1"/>
+      </w:pPr>
+      <w:r>
+        <w:t xml:space="preserve">CHƯƠNG 3: PHÂN TÍCH </w:t>
+      </w:r>
+      <w:r>
+        <w:t>BÀI TOÁN VÀ ỨNG DỤNG</w:t>
+      </w:r>
+    </w:p>
+    <w:p>
+      <w:pPr>
+        <w:pStyle w:val="Heading2"/>
+      </w:pPr>
+      <w:r>
+        <w:t>3.1 Đặc tả bài toán</w:t>
+      </w:r>
+    </w:p>
+    <w:p>
+      <w:pPr>
+        <w:pStyle w:val="Heading2"/>
+      </w:pPr>
+      <w:r>
+        <w:t xml:space="preserve">3.2 Thiết kế </w:t>
+      </w:r>
+      <w:r>
+        <w:t xml:space="preserve">hệ thông </w:t>
+      </w:r>
+      <w:r>
+        <w:t>thuật toán WFC cải tiến</w:t>
+      </w:r>
+    </w:p>
+    <w:p>
+      <w:pPr>
+        <w:pStyle w:val="Heading2"/>
+      </w:pPr>
+      <w:r>
+        <w:t>3.3 Thiết kế game Dungeon Crawler 3D</w:t>
+      </w:r>
+    </w:p>
+    <w:p>
+      <w:pPr>
+        <w:pStyle w:val="Heading1"/>
+      </w:pPr>
+      <w:r>
+        <w:t>CHƯƠNG 4: CÀI ĐẶT VÀ ĐÁNH GIÁ</w:t>
+      </w:r>
+    </w:p>
+    <w:p>
+      <w:pPr>
+        <w:pStyle w:val="Heading2"/>
+      </w:pPr>
+      <w:r>
+        <w:t>4.1 Cài đặt hệ thống</w:t>
+      </w:r>
+    </w:p>
+    <w:p>
+      <w:pPr>
+        <w:pStyle w:val="Heading2"/>
+      </w:pPr>
+      <w:r>
+        <w:t>4.2 Kết quả thực nghiệm</w:t>
+      </w:r>
+    </w:p>
+    <w:p>
+      <w:pPr>
+        <w:pStyle w:val="Heading2"/>
+      </w:pPr>
+      <w:r>
+        <w:t>4.3 Đánh giá chất lượng dungeon</w:t>
       </w:r>
     </w:p>
     <w:p>
@@ -4651,173 +5290,31 @@
       </w:pPr>
       <w:r>
         <w:lastRenderedPageBreak/>
-        <w:t>CHƯƠNG 3: PHÂN TÍCH THIẾT KẾ HỆ THỐNG</w:t>
+        <w:t>KẾT LUẬN VÀ KIẾN NGHỊ</w:t>
       </w:r>
     </w:p>
     <w:p>
       <w:pPr>
         <w:pStyle w:val="Heading2"/>
-      </w:pPr>
-      <w:r>
-        <w:t>3.1. Mô tả bài toán</w:t>
+        <w:ind w:left="360" w:firstLine="0"/>
+      </w:pPr>
+      <w:r>
+        <w:t>1. Kết luận</w:t>
       </w:r>
     </w:p>
     <w:p>
       <w:pPr>
         <w:pStyle w:val="Heading2"/>
-      </w:pPr>
-      <w:r>
-        <w:t>3.2. Biểu đồ phân rã chức năng (BFD)</w:t>
+        <w:ind w:left="360" w:firstLine="0"/>
+      </w:pPr>
+      <w:r>
+        <w:t>2. Hạn chế</w:t>
       </w:r>
     </w:p>
     <w:p>
       <w:pPr>
         <w:pStyle w:val="Heading2"/>
-      </w:pPr>
-      <w:r>
-        <w:t>3.3. Biểu đồ luồng dữ liệu (DFD)</w:t>
-      </w:r>
-    </w:p>
-    <w:p>
-      <w:pPr>
-        <w:pStyle w:val="Heading3"/>
-      </w:pPr>
-      <w:r>
-        <w:t>3.3.1. Biểu đồ ngữ cảnh</w:t>
-      </w:r>
-    </w:p>
-    <w:p>
-      <w:pPr>
-        <w:pStyle w:val="Heading3"/>
-      </w:pPr>
-      <w:r>
-        <w:t>3.3.2. Mức đỉnh (mức 0)</w:t>
-      </w:r>
-    </w:p>
-    <w:p>
-      <w:pPr>
-        <w:pStyle w:val="Heading3"/>
-      </w:pPr>
-      <w:r>
-        <w:t>3.3.3. Mức dưới đỉnh (mức 1)</w:t>
-      </w:r>
-    </w:p>
-    <w:p>
-      <w:pPr>
-        <w:pStyle w:val="Heading2"/>
-      </w:pPr>
-      <w:r>
-        <w:t xml:space="preserve">3.4. </w:t>
-      </w:r>
-      <w:r>
-        <w:t>Mô hình thực thể - liên kết ER (Entity – Relationship Model)</w:t>
-      </w:r>
-    </w:p>
-    <w:p>
-      <w:pPr>
-        <w:pStyle w:val="Heading3"/>
-      </w:pPr>
-      <w:r>
-        <w:t>3.4.1. Sơ đồ ERD</w:t>
-      </w:r>
-    </w:p>
-    <w:p>
-      <w:pPr>
-        <w:pStyle w:val="Heading3"/>
-      </w:pPr>
-      <w:r>
-        <w:t>3.4.2. Các thực thể và thuộc tính</w:t>
-      </w:r>
-    </w:p>
-    <w:p>
-      <w:pPr>
-        <w:pStyle w:val="Heading2"/>
-      </w:pPr>
-      <w:r>
-        <w:t>3.5. Mô hình use-case</w:t>
-      </w:r>
-    </w:p>
-    <w:p>
-      <w:pPr>
-        <w:spacing w:after="160" w:line="278" w:lineRule="auto"/>
-        <w:jc w:val="left"/>
-        <w:rPr>
-          <w:rFonts w:eastAsiaTheme="majorEastAsia" w:cstheme="majorBidi"/>
-          <w:b/>
-          <w:color w:val="000000" w:themeColor="text1"/>
-          <w:sz w:val="30"/>
-          <w:szCs w:val="40"/>
-        </w:rPr>
-      </w:pPr>
-      <w:r>
-        <w:br w:type="page"/>
-      </w:r>
-    </w:p>
-    <w:p>
-      <w:pPr>
-        <w:pStyle w:val="Heading1"/>
-      </w:pPr>
-      <w:r>
-        <w:lastRenderedPageBreak/>
-        <w:t>CHƯƠNG 4: GIAO DIỆN CHƯƠNG TRÌNH</w:t>
-      </w:r>
-    </w:p>
-    <w:p>
-      <w:pPr>
-        <w:spacing w:after="160" w:line="278" w:lineRule="auto"/>
-        <w:jc w:val="left"/>
-      </w:pPr>
-    </w:p>
-    <w:p>
-      <w:pPr>
-        <w:spacing w:after="160" w:line="278" w:lineRule="auto"/>
-        <w:jc w:val="left"/>
-      </w:pPr>
-    </w:p>
-    <w:p>
-      <w:pPr>
-        <w:spacing w:after="160" w:line="278" w:lineRule="auto"/>
-        <w:jc w:val="left"/>
-        <w:rPr>
-          <w:rFonts w:eastAsiaTheme="majorEastAsia" w:cstheme="majorBidi"/>
-          <w:b/>
-          <w:color w:val="000000" w:themeColor="text1"/>
-          <w:sz w:val="30"/>
-          <w:szCs w:val="40"/>
-        </w:rPr>
-      </w:pPr>
-      <w:r>
-        <w:br w:type="page"/>
-      </w:r>
-    </w:p>
-    <w:p>
-      <w:pPr>
-        <w:pStyle w:val="Heading1"/>
-      </w:pPr>
-      <w:r>
-        <w:lastRenderedPageBreak/>
-        <w:t>KẾT LUẬN VÀ KIẾN NGHỊ</w:t>
-      </w:r>
-    </w:p>
-    <w:p>
-      <w:pPr>
-        <w:pStyle w:val="Heading2"/>
-      </w:pPr>
-      <w:r>
-        <w:t>1. Kết luận</w:t>
-      </w:r>
-    </w:p>
-    <w:p>
-      <w:pPr>
-        <w:pStyle w:val="Heading2"/>
-      </w:pPr>
-      <w:r>
-        <w:t>2. Hạn chế</w:t>
-      </w:r>
-    </w:p>
-    <w:p>
-      <w:pPr>
-        <w:pStyle w:val="Heading2"/>
+        <w:ind w:left="360" w:firstLine="0"/>
       </w:pPr>
       <w:r>
         <w:t>3. Kiến nghị</w:t>
@@ -5011,6 +5508,128 @@
     </w:lvl>
   </w:abstractNum>
   <w:abstractNum w:abstractNumId="1" w15:restartNumberingAfterBreak="0">
+    <w:nsid w:val="1850739A"/>
+    <w:multiLevelType w:val="multilevel"/>
+    <w:tmpl w:val="3DCE7B1E"/>
+    <w:lvl w:ilvl="0">
+      <w:start w:val="2"/>
+      <w:numFmt w:val="decimal"/>
+      <w:lvlText w:val="%1"/>
+      <w:lvlJc w:val="left"/>
+      <w:pPr>
+        <w:ind w:left="360" w:hanging="360"/>
+      </w:pPr>
+      <w:rPr>
+        <w:rFonts w:hint="default"/>
+        <w:sz w:val="26"/>
+      </w:rPr>
+    </w:lvl>
+    <w:lvl w:ilvl="1">
+      <w:start w:val="1"/>
+      <w:numFmt w:val="decimal"/>
+      <w:lvlText w:val="%1.%2"/>
+      <w:lvlJc w:val="left"/>
+      <w:pPr>
+        <w:ind w:left="720" w:hanging="720"/>
+      </w:pPr>
+      <w:rPr>
+        <w:rFonts w:hint="default"/>
+        <w:sz w:val="26"/>
+      </w:rPr>
+    </w:lvl>
+    <w:lvl w:ilvl="2">
+      <w:start w:val="1"/>
+      <w:numFmt w:val="decimal"/>
+      <w:lvlText w:val="%1.%2.%3"/>
+      <w:lvlJc w:val="left"/>
+      <w:pPr>
+        <w:ind w:left="720" w:hanging="720"/>
+      </w:pPr>
+      <w:rPr>
+        <w:rFonts w:hint="default"/>
+        <w:sz w:val="26"/>
+      </w:rPr>
+    </w:lvl>
+    <w:lvl w:ilvl="3">
+      <w:start w:val="1"/>
+      <w:numFmt w:val="decimal"/>
+      <w:lvlText w:val="%1.%2.%3.%4"/>
+      <w:lvlJc w:val="left"/>
+      <w:pPr>
+        <w:ind w:left="1080" w:hanging="1080"/>
+      </w:pPr>
+      <w:rPr>
+        <w:rFonts w:hint="default"/>
+        <w:sz w:val="26"/>
+      </w:rPr>
+    </w:lvl>
+    <w:lvl w:ilvl="4">
+      <w:start w:val="1"/>
+      <w:numFmt w:val="decimal"/>
+      <w:lvlText w:val="%1.%2.%3.%4.%5"/>
+      <w:lvlJc w:val="left"/>
+      <w:pPr>
+        <w:ind w:left="1080" w:hanging="1080"/>
+      </w:pPr>
+      <w:rPr>
+        <w:rFonts w:hint="default"/>
+        <w:sz w:val="26"/>
+      </w:rPr>
+    </w:lvl>
+    <w:lvl w:ilvl="5">
+      <w:start w:val="1"/>
+      <w:numFmt w:val="decimal"/>
+      <w:lvlText w:val="%1.%2.%3.%4.%5.%6"/>
+      <w:lvlJc w:val="left"/>
+      <w:pPr>
+        <w:ind w:left="1440" w:hanging="1440"/>
+      </w:pPr>
+      <w:rPr>
+        <w:rFonts w:hint="default"/>
+        <w:sz w:val="26"/>
+      </w:rPr>
+    </w:lvl>
+    <w:lvl w:ilvl="6">
+      <w:start w:val="1"/>
+      <w:numFmt w:val="decimal"/>
+      <w:lvlText w:val="%1.%2.%3.%4.%5.%6.%7"/>
+      <w:lvlJc w:val="left"/>
+      <w:pPr>
+        <w:ind w:left="1800" w:hanging="1800"/>
+      </w:pPr>
+      <w:rPr>
+        <w:rFonts w:hint="default"/>
+        <w:sz w:val="26"/>
+      </w:rPr>
+    </w:lvl>
+    <w:lvl w:ilvl="7">
+      <w:start w:val="1"/>
+      <w:numFmt w:val="decimal"/>
+      <w:lvlText w:val="%1.%2.%3.%4.%5.%6.%7.%8"/>
+      <w:lvlJc w:val="left"/>
+      <w:pPr>
+        <w:ind w:left="1800" w:hanging="1800"/>
+      </w:pPr>
+      <w:rPr>
+        <w:rFonts w:hint="default"/>
+        <w:sz w:val="26"/>
+      </w:rPr>
+    </w:lvl>
+    <w:lvl w:ilvl="8">
+      <w:start w:val="1"/>
+      <w:numFmt w:val="decimal"/>
+      <w:lvlText w:val="%1.%2.%3.%4.%5.%6.%7.%8.%9"/>
+      <w:lvlJc w:val="left"/>
+      <w:pPr>
+        <w:ind w:left="2160" w:hanging="2160"/>
+      </w:pPr>
+      <w:rPr>
+        <w:rFonts w:hint="default"/>
+        <w:sz w:val="26"/>
+      </w:rPr>
+    </w:lvl>
+  </w:abstractNum>
+  <w:abstractNum w:abstractNumId="2" w15:restartNumberingAfterBreak="0">
     <w:nsid w:val="1CC85828"/>
     <w:multiLevelType w:val="multilevel"/>
     <w:tmpl w:val="5EFC4434"/>
@@ -5029,7 +5648,6 @@
     <w:lvl w:ilvl="1">
       <w:start w:val="1"/>
       <w:numFmt w:val="decimal"/>
-      <w:pStyle w:val="Heading2"/>
       <w:lvlText w:val="%1.%2."/>
       <w:lvlJc w:val="left"/>
       <w:pPr>
@@ -5124,7 +5742,209 @@
       </w:rPr>
     </w:lvl>
   </w:abstractNum>
-  <w:abstractNum w:abstractNumId="2" w15:restartNumberingAfterBreak="0">
+  <w:abstractNum w:abstractNumId="3" w15:restartNumberingAfterBreak="0">
+    <w:nsid w:val="293643E0"/>
+    <w:multiLevelType w:val="hybridMultilevel"/>
+    <w:tmpl w:val="7AA4888A"/>
+    <w:lvl w:ilvl="0" w:tplc="04090001">
+      <w:start w:val="1"/>
+      <w:numFmt w:val="bullet"/>
+      <w:lvlText w:val=""/>
+      <w:lvlJc w:val="left"/>
+      <w:pPr>
+        <w:ind w:left="720" w:hanging="360"/>
+      </w:pPr>
+      <w:rPr>
+        <w:rFonts w:ascii="Symbol" w:hAnsi="Symbol" w:hint="default"/>
+      </w:rPr>
+    </w:lvl>
+    <w:lvl w:ilvl="1" w:tplc="04090003" w:tentative="1">
+      <w:start w:val="1"/>
+      <w:numFmt w:val="bullet"/>
+      <w:lvlText w:val="o"/>
+      <w:lvlJc w:val="left"/>
+      <w:pPr>
+        <w:ind w:left="1440" w:hanging="360"/>
+      </w:pPr>
+      <w:rPr>
+        <w:rFonts w:ascii="Courier New" w:hAnsi="Courier New" w:cs="Courier New" w:hint="default"/>
+      </w:rPr>
+    </w:lvl>
+    <w:lvl w:ilvl="2" w:tplc="04090005" w:tentative="1">
+      <w:start w:val="1"/>
+      <w:numFmt w:val="bullet"/>
+      <w:lvlText w:val=""/>
+      <w:lvlJc w:val="left"/>
+      <w:pPr>
+        <w:ind w:left="2160" w:hanging="360"/>
+      </w:pPr>
+      <w:rPr>
+        <w:rFonts w:ascii="Wingdings" w:hAnsi="Wingdings" w:hint="default"/>
+      </w:rPr>
+    </w:lvl>
+    <w:lvl w:ilvl="3" w:tplc="04090001" w:tentative="1">
+      <w:start w:val="1"/>
+      <w:numFmt w:val="bullet"/>
+      <w:lvlText w:val=""/>
+      <w:lvlJc w:val="left"/>
+      <w:pPr>
+        <w:ind w:left="2880" w:hanging="360"/>
+      </w:pPr>
+      <w:rPr>
+        <w:rFonts w:ascii="Symbol" w:hAnsi="Symbol" w:hint="default"/>
+      </w:rPr>
+    </w:lvl>
+    <w:lvl w:ilvl="4" w:tplc="04090003" w:tentative="1">
+      <w:start w:val="1"/>
+      <w:numFmt w:val="bullet"/>
+      <w:lvlText w:val="o"/>
+      <w:lvlJc w:val="left"/>
+      <w:pPr>
+        <w:ind w:left="3600" w:hanging="360"/>
+      </w:pPr>
+      <w:rPr>
+        <w:rFonts w:ascii="Courier New" w:hAnsi="Courier New" w:cs="Courier New" w:hint="default"/>
+      </w:rPr>
+    </w:lvl>
+    <w:lvl w:ilvl="5" w:tplc="04090005" w:tentative="1">
+      <w:start w:val="1"/>
+      <w:numFmt w:val="bullet"/>
+      <w:lvlText w:val=""/>
+      <w:lvlJc w:val="left"/>
+      <w:pPr>
+        <w:ind w:left="4320" w:hanging="360"/>
+      </w:pPr>
+      <w:rPr>
+        <w:rFonts w:ascii="Wingdings" w:hAnsi="Wingdings" w:hint="default"/>
+      </w:rPr>
+    </w:lvl>
+    <w:lvl w:ilvl="6" w:tplc="04090001" w:tentative="1">
+      <w:start w:val="1"/>
+      <w:numFmt w:val="bullet"/>
+      <w:lvlText w:val=""/>
+      <w:lvlJc w:val="left"/>
+      <w:pPr>
+        <w:ind w:left="5040" w:hanging="360"/>
+      </w:pPr>
+      <w:rPr>
+        <w:rFonts w:ascii="Symbol" w:hAnsi="Symbol" w:hint="default"/>
+      </w:rPr>
+    </w:lvl>
+    <w:lvl w:ilvl="7" w:tplc="04090003" w:tentative="1">
+      <w:start w:val="1"/>
+      <w:numFmt w:val="bullet"/>
+      <w:lvlText w:val="o"/>
+      <w:lvlJc w:val="left"/>
+      <w:pPr>
+        <w:ind w:left="5760" w:hanging="360"/>
+      </w:pPr>
+      <w:rPr>
+        <w:rFonts w:ascii="Courier New" w:hAnsi="Courier New" w:cs="Courier New" w:hint="default"/>
+      </w:rPr>
+    </w:lvl>
+    <w:lvl w:ilvl="8" w:tplc="04090005" w:tentative="1">
+      <w:start w:val="1"/>
+      <w:numFmt w:val="bullet"/>
+      <w:lvlText w:val=""/>
+      <w:lvlJc w:val="left"/>
+      <w:pPr>
+        <w:ind w:left="6480" w:hanging="360"/>
+      </w:pPr>
+      <w:rPr>
+        <w:rFonts w:ascii="Wingdings" w:hAnsi="Wingdings" w:hint="default"/>
+      </w:rPr>
+    </w:lvl>
+  </w:abstractNum>
+  <w:abstractNum w:abstractNumId="4" w15:restartNumberingAfterBreak="0">
+    <w:nsid w:val="2B7325AE"/>
+    <w:multiLevelType w:val="hybridMultilevel"/>
+    <w:tmpl w:val="69D21240"/>
+    <w:lvl w:ilvl="0" w:tplc="0409000F">
+      <w:start w:val="1"/>
+      <w:numFmt w:val="decimal"/>
+      <w:lvlText w:val="%1."/>
+      <w:lvlJc w:val="left"/>
+      <w:pPr>
+        <w:ind w:left="720" w:hanging="360"/>
+      </w:pPr>
+      <w:rPr>
+        <w:rFonts w:hint="default"/>
+      </w:rPr>
+    </w:lvl>
+    <w:lvl w:ilvl="1" w:tplc="04090019" w:tentative="1">
+      <w:start w:val="1"/>
+      <w:numFmt w:val="lowerLetter"/>
+      <w:lvlText w:val="%2."/>
+      <w:lvlJc w:val="left"/>
+      <w:pPr>
+        <w:ind w:left="1440" w:hanging="360"/>
+      </w:pPr>
+    </w:lvl>
+    <w:lvl w:ilvl="2" w:tplc="0409001B" w:tentative="1">
+      <w:start w:val="1"/>
+      <w:numFmt w:val="lowerRoman"/>
+      <w:lvlText w:val="%3."/>
+      <w:lvlJc w:val="right"/>
+      <w:pPr>
+        <w:ind w:left="2160" w:hanging="180"/>
+      </w:pPr>
+    </w:lvl>
+    <w:lvl w:ilvl="3" w:tplc="0409000F" w:tentative="1">
+      <w:start w:val="1"/>
+      <w:numFmt w:val="decimal"/>
+      <w:lvlText w:val="%4."/>
+      <w:lvlJc w:val="left"/>
+      <w:pPr>
+        <w:ind w:left="2880" w:hanging="360"/>
+      </w:pPr>
+    </w:lvl>
+    <w:lvl w:ilvl="4" w:tplc="04090019" w:tentative="1">
+      <w:start w:val="1"/>
+      <w:numFmt w:val="lowerLetter"/>
+      <w:lvlText w:val="%5."/>
+      <w:lvlJc w:val="left"/>
+      <w:pPr>
+        <w:ind w:left="3600" w:hanging="360"/>
+      </w:pPr>
+    </w:lvl>
+    <w:lvl w:ilvl="5" w:tplc="0409001B" w:tentative="1">
+      <w:start w:val="1"/>
+      <w:numFmt w:val="lowerRoman"/>
+      <w:lvlText w:val="%6."/>
+      <w:lvlJc w:val="right"/>
+      <w:pPr>
+        <w:ind w:left="4320" w:hanging="180"/>
+      </w:pPr>
+    </w:lvl>
+    <w:lvl w:ilvl="6" w:tplc="0409000F" w:tentative="1">
+      <w:start w:val="1"/>
+      <w:numFmt w:val="decimal"/>
+      <w:lvlText w:val="%7."/>
+      <w:lvlJc w:val="left"/>
+      <w:pPr>
+        <w:ind w:left="5040" w:hanging="360"/>
+      </w:pPr>
+    </w:lvl>
+    <w:lvl w:ilvl="7" w:tplc="04090019" w:tentative="1">
+      <w:start w:val="1"/>
+      <w:numFmt w:val="lowerLetter"/>
+      <w:lvlText w:val="%8."/>
+      <w:lvlJc w:val="left"/>
+      <w:pPr>
+        <w:ind w:left="5760" w:hanging="360"/>
+      </w:pPr>
+    </w:lvl>
+    <w:lvl w:ilvl="8" w:tplc="0409001B" w:tentative="1">
+      <w:start w:val="1"/>
+      <w:numFmt w:val="lowerRoman"/>
+      <w:lvlText w:val="%9."/>
+      <w:lvlJc w:val="right"/>
+      <w:pPr>
+        <w:ind w:left="6480" w:hanging="180"/>
+      </w:pPr>
+    </w:lvl>
+  </w:abstractNum>
+  <w:abstractNum w:abstractNumId="5" w15:restartNumberingAfterBreak="0">
     <w:nsid w:val="2E134FC6"/>
     <w:multiLevelType w:val="hybridMultilevel"/>
     <w:tmpl w:val="57F25ECC"/>
@@ -5236,7 +6056,906 @@
       </w:rPr>
     </w:lvl>
   </w:abstractNum>
-  <w:abstractNum w:abstractNumId="3" w15:restartNumberingAfterBreak="0">
+  <w:abstractNum w:abstractNumId="6" w15:restartNumberingAfterBreak="0">
+    <w:nsid w:val="36E4114C"/>
+    <w:multiLevelType w:val="hybridMultilevel"/>
+    <w:tmpl w:val="92ECF418"/>
+    <w:lvl w:ilvl="0" w:tplc="18D61330">
+      <w:numFmt w:val="bullet"/>
+      <w:lvlText w:val="-"/>
+      <w:lvlJc w:val="left"/>
+      <w:pPr>
+        <w:ind w:left="720" w:hanging="360"/>
+      </w:pPr>
+      <w:rPr>
+        <w:rFonts w:ascii="Times New Roman" w:eastAsia="Times New Roman" w:hAnsi="Times New Roman" w:cs="Times New Roman" w:hint="default"/>
+      </w:rPr>
+    </w:lvl>
+    <w:lvl w:ilvl="1" w:tplc="04090003" w:tentative="1">
+      <w:start w:val="1"/>
+      <w:numFmt w:val="bullet"/>
+      <w:lvlText w:val="o"/>
+      <w:lvlJc w:val="left"/>
+      <w:pPr>
+        <w:ind w:left="1440" w:hanging="360"/>
+      </w:pPr>
+      <w:rPr>
+        <w:rFonts w:ascii="Courier New" w:hAnsi="Courier New" w:cs="Courier New" w:hint="default"/>
+      </w:rPr>
+    </w:lvl>
+    <w:lvl w:ilvl="2" w:tplc="04090005" w:tentative="1">
+      <w:start w:val="1"/>
+      <w:numFmt w:val="bullet"/>
+      <w:lvlText w:val=""/>
+      <w:lvlJc w:val="left"/>
+      <w:pPr>
+        <w:ind w:left="2160" w:hanging="360"/>
+      </w:pPr>
+      <w:rPr>
+        <w:rFonts w:ascii="Wingdings" w:hAnsi="Wingdings" w:hint="default"/>
+      </w:rPr>
+    </w:lvl>
+    <w:lvl w:ilvl="3" w:tplc="04090001" w:tentative="1">
+      <w:start w:val="1"/>
+      <w:numFmt w:val="bullet"/>
+      <w:lvlText w:val=""/>
+      <w:lvlJc w:val="left"/>
+      <w:pPr>
+        <w:ind w:left="2880" w:hanging="360"/>
+      </w:pPr>
+      <w:rPr>
+        <w:rFonts w:ascii="Symbol" w:hAnsi="Symbol" w:hint="default"/>
+      </w:rPr>
+    </w:lvl>
+    <w:lvl w:ilvl="4" w:tplc="04090003" w:tentative="1">
+      <w:start w:val="1"/>
+      <w:numFmt w:val="bullet"/>
+      <w:lvlText w:val="o"/>
+      <w:lvlJc w:val="left"/>
+      <w:pPr>
+        <w:ind w:left="3600" w:hanging="360"/>
+      </w:pPr>
+      <w:rPr>
+        <w:rFonts w:ascii="Courier New" w:hAnsi="Courier New" w:cs="Courier New" w:hint="default"/>
+      </w:rPr>
+    </w:lvl>
+    <w:lvl w:ilvl="5" w:tplc="04090005" w:tentative="1">
+      <w:start w:val="1"/>
+      <w:numFmt w:val="bullet"/>
+      <w:lvlText w:val=""/>
+      <w:lvlJc w:val="left"/>
+      <w:pPr>
+        <w:ind w:left="4320" w:hanging="360"/>
+      </w:pPr>
+      <w:rPr>
+        <w:rFonts w:ascii="Wingdings" w:hAnsi="Wingdings" w:hint="default"/>
+      </w:rPr>
+    </w:lvl>
+    <w:lvl w:ilvl="6" w:tplc="04090001" w:tentative="1">
+      <w:start w:val="1"/>
+      <w:numFmt w:val="bullet"/>
+      <w:lvlText w:val=""/>
+      <w:lvlJc w:val="left"/>
+      <w:pPr>
+        <w:ind w:left="5040" w:hanging="360"/>
+      </w:pPr>
+      <w:rPr>
+        <w:rFonts w:ascii="Symbol" w:hAnsi="Symbol" w:hint="default"/>
+      </w:rPr>
+    </w:lvl>
+    <w:lvl w:ilvl="7" w:tplc="04090003" w:tentative="1">
+      <w:start w:val="1"/>
+      <w:numFmt w:val="bullet"/>
+      <w:lvlText w:val="o"/>
+      <w:lvlJc w:val="left"/>
+      <w:pPr>
+        <w:ind w:left="5760" w:hanging="360"/>
+      </w:pPr>
+      <w:rPr>
+        <w:rFonts w:ascii="Courier New" w:hAnsi="Courier New" w:cs="Courier New" w:hint="default"/>
+      </w:rPr>
+    </w:lvl>
+    <w:lvl w:ilvl="8" w:tplc="04090005" w:tentative="1">
+      <w:start w:val="1"/>
+      <w:numFmt w:val="bullet"/>
+      <w:lvlText w:val=""/>
+      <w:lvlJc w:val="left"/>
+      <w:pPr>
+        <w:ind w:left="6480" w:hanging="360"/>
+      </w:pPr>
+      <w:rPr>
+        <w:rFonts w:ascii="Wingdings" w:hAnsi="Wingdings" w:hint="default"/>
+      </w:rPr>
+    </w:lvl>
+  </w:abstractNum>
+  <w:abstractNum w:abstractNumId="7" w15:restartNumberingAfterBreak="0">
+    <w:nsid w:val="3867799C"/>
+    <w:multiLevelType w:val="multilevel"/>
+    <w:tmpl w:val="36164954"/>
+    <w:lvl w:ilvl="0">
+      <w:start w:val="1"/>
+      <w:numFmt w:val="decimal"/>
+      <w:lvlText w:val="%1"/>
+      <w:lvlJc w:val="left"/>
+      <w:pPr>
+        <w:ind w:left="360" w:hanging="360"/>
+      </w:pPr>
+      <w:rPr>
+        <w:rFonts w:hint="default"/>
+      </w:rPr>
+    </w:lvl>
+    <w:lvl w:ilvl="1">
+      <w:start w:val="1"/>
+      <w:numFmt w:val="decimal"/>
+      <w:lvlText w:val="%1.%2"/>
+      <w:lvlJc w:val="left"/>
+      <w:pPr>
+        <w:ind w:left="360" w:hanging="360"/>
+      </w:pPr>
+      <w:rPr>
+        <w:rFonts w:hint="default"/>
+      </w:rPr>
+    </w:lvl>
+    <w:lvl w:ilvl="2">
+      <w:start w:val="1"/>
+      <w:numFmt w:val="decimal"/>
+      <w:lvlText w:val="%1.%2.%3"/>
+      <w:lvlJc w:val="left"/>
+      <w:pPr>
+        <w:ind w:left="720" w:hanging="720"/>
+      </w:pPr>
+      <w:rPr>
+        <w:rFonts w:hint="default"/>
+      </w:rPr>
+    </w:lvl>
+    <w:lvl w:ilvl="3">
+      <w:start w:val="1"/>
+      <w:numFmt w:val="decimal"/>
+      <w:lvlText w:val="%1.%2.%3.%4"/>
+      <w:lvlJc w:val="left"/>
+      <w:pPr>
+        <w:ind w:left="720" w:hanging="720"/>
+      </w:pPr>
+      <w:rPr>
+        <w:rFonts w:hint="default"/>
+      </w:rPr>
+    </w:lvl>
+    <w:lvl w:ilvl="4">
+      <w:start w:val="1"/>
+      <w:numFmt w:val="decimal"/>
+      <w:lvlText w:val="%1.%2.%3.%4.%5"/>
+      <w:lvlJc w:val="left"/>
+      <w:pPr>
+        <w:ind w:left="1080" w:hanging="1080"/>
+      </w:pPr>
+      <w:rPr>
+        <w:rFonts w:hint="default"/>
+      </w:rPr>
+    </w:lvl>
+    <w:lvl w:ilvl="5">
+      <w:start w:val="1"/>
+      <w:numFmt w:val="decimal"/>
+      <w:lvlText w:val="%1.%2.%3.%4.%5.%6"/>
+      <w:lvlJc w:val="left"/>
+      <w:pPr>
+        <w:ind w:left="1440" w:hanging="1440"/>
+      </w:pPr>
+      <w:rPr>
+        <w:rFonts w:hint="default"/>
+      </w:rPr>
+    </w:lvl>
+    <w:lvl w:ilvl="6">
+      <w:start w:val="1"/>
+      <w:numFmt w:val="decimal"/>
+      <w:lvlText w:val="%1.%2.%3.%4.%5.%6.%7"/>
+      <w:lvlJc w:val="left"/>
+      <w:pPr>
+        <w:ind w:left="1440" w:hanging="1440"/>
+      </w:pPr>
+      <w:rPr>
+        <w:rFonts w:hint="default"/>
+      </w:rPr>
+    </w:lvl>
+    <w:lvl w:ilvl="7">
+      <w:start w:val="1"/>
+      <w:numFmt w:val="decimal"/>
+      <w:lvlText w:val="%1.%2.%3.%4.%5.%6.%7.%8"/>
+      <w:lvlJc w:val="left"/>
+      <w:pPr>
+        <w:ind w:left="1800" w:hanging="1800"/>
+      </w:pPr>
+      <w:rPr>
+        <w:rFonts w:hint="default"/>
+      </w:rPr>
+    </w:lvl>
+    <w:lvl w:ilvl="8">
+      <w:start w:val="1"/>
+      <w:numFmt w:val="decimal"/>
+      <w:lvlText w:val="%1.%2.%3.%4.%5.%6.%7.%8.%9"/>
+      <w:lvlJc w:val="left"/>
+      <w:pPr>
+        <w:ind w:left="1800" w:hanging="1800"/>
+      </w:pPr>
+      <w:rPr>
+        <w:rFonts w:hint="default"/>
+      </w:rPr>
+    </w:lvl>
+  </w:abstractNum>
+  <w:abstractNum w:abstractNumId="8" w15:restartNumberingAfterBreak="0">
+    <w:nsid w:val="4AD642C6"/>
+    <w:multiLevelType w:val="hybridMultilevel"/>
+    <w:tmpl w:val="AB9CEDDE"/>
+    <w:lvl w:ilvl="0" w:tplc="18D61330">
+      <w:numFmt w:val="bullet"/>
+      <w:lvlText w:val="-"/>
+      <w:lvlJc w:val="left"/>
+      <w:pPr>
+        <w:ind w:left="720" w:hanging="360"/>
+      </w:pPr>
+      <w:rPr>
+        <w:rFonts w:ascii="Times New Roman" w:eastAsia="Times New Roman" w:hAnsi="Times New Roman" w:cs="Times New Roman" w:hint="default"/>
+      </w:rPr>
+    </w:lvl>
+    <w:lvl w:ilvl="1" w:tplc="04090003" w:tentative="1">
+      <w:start w:val="1"/>
+      <w:numFmt w:val="bullet"/>
+      <w:lvlText w:val="o"/>
+      <w:lvlJc w:val="left"/>
+      <w:pPr>
+        <w:ind w:left="1440" w:hanging="360"/>
+      </w:pPr>
+      <w:rPr>
+        <w:rFonts w:ascii="Courier New" w:hAnsi="Courier New" w:cs="Courier New" w:hint="default"/>
+      </w:rPr>
+    </w:lvl>
+    <w:lvl w:ilvl="2" w:tplc="04090005" w:tentative="1">
+      <w:start w:val="1"/>
+      <w:numFmt w:val="bullet"/>
+      <w:lvlText w:val=""/>
+      <w:lvlJc w:val="left"/>
+      <w:pPr>
+        <w:ind w:left="2160" w:hanging="360"/>
+      </w:pPr>
+      <w:rPr>
+        <w:rFonts w:ascii="Wingdings" w:hAnsi="Wingdings" w:hint="default"/>
+      </w:rPr>
+    </w:lvl>
+    <w:lvl w:ilvl="3" w:tplc="04090001" w:tentative="1">
+      <w:start w:val="1"/>
+      <w:numFmt w:val="bullet"/>
+      <w:lvlText w:val=""/>
+      <w:lvlJc w:val="left"/>
+      <w:pPr>
+        <w:ind w:left="2880" w:hanging="360"/>
+      </w:pPr>
+      <w:rPr>
+        <w:rFonts w:ascii="Symbol" w:hAnsi="Symbol" w:hint="default"/>
+      </w:rPr>
+    </w:lvl>
+    <w:lvl w:ilvl="4" w:tplc="04090003" w:tentative="1">
+      <w:start w:val="1"/>
+      <w:numFmt w:val="bullet"/>
+      <w:lvlText w:val="o"/>
+      <w:lvlJc w:val="left"/>
+      <w:pPr>
+        <w:ind w:left="3600" w:hanging="360"/>
+      </w:pPr>
+      <w:rPr>
+        <w:rFonts w:ascii="Courier New" w:hAnsi="Courier New" w:cs="Courier New" w:hint="default"/>
+      </w:rPr>
+    </w:lvl>
+    <w:lvl w:ilvl="5" w:tplc="04090005" w:tentative="1">
+      <w:start w:val="1"/>
+      <w:numFmt w:val="bullet"/>
+      <w:lvlText w:val=""/>
+      <w:lvlJc w:val="left"/>
+      <w:pPr>
+        <w:ind w:left="4320" w:hanging="360"/>
+      </w:pPr>
+      <w:rPr>
+        <w:rFonts w:ascii="Wingdings" w:hAnsi="Wingdings" w:hint="default"/>
+      </w:rPr>
+    </w:lvl>
+    <w:lvl w:ilvl="6" w:tplc="04090001" w:tentative="1">
+      <w:start w:val="1"/>
+      <w:numFmt w:val="bullet"/>
+      <w:lvlText w:val=""/>
+      <w:lvlJc w:val="left"/>
+      <w:pPr>
+        <w:ind w:left="5040" w:hanging="360"/>
+      </w:pPr>
+      <w:rPr>
+        <w:rFonts w:ascii="Symbol" w:hAnsi="Symbol" w:hint="default"/>
+      </w:rPr>
+    </w:lvl>
+    <w:lvl w:ilvl="7" w:tplc="04090003" w:tentative="1">
+      <w:start w:val="1"/>
+      <w:numFmt w:val="bullet"/>
+      <w:lvlText w:val="o"/>
+      <w:lvlJc w:val="left"/>
+      <w:pPr>
+        <w:ind w:left="5760" w:hanging="360"/>
+      </w:pPr>
+      <w:rPr>
+        <w:rFonts w:ascii="Courier New" w:hAnsi="Courier New" w:cs="Courier New" w:hint="default"/>
+      </w:rPr>
+    </w:lvl>
+    <w:lvl w:ilvl="8" w:tplc="04090005" w:tentative="1">
+      <w:start w:val="1"/>
+      <w:numFmt w:val="bullet"/>
+      <w:lvlText w:val=""/>
+      <w:lvlJc w:val="left"/>
+      <w:pPr>
+        <w:ind w:left="6480" w:hanging="360"/>
+      </w:pPr>
+      <w:rPr>
+        <w:rFonts w:ascii="Wingdings" w:hAnsi="Wingdings" w:hint="default"/>
+      </w:rPr>
+    </w:lvl>
+  </w:abstractNum>
+  <w:abstractNum w:abstractNumId="9" w15:restartNumberingAfterBreak="0">
+    <w:nsid w:val="516D00EB"/>
+    <w:multiLevelType w:val="multilevel"/>
+    <w:tmpl w:val="EA4CF4FA"/>
+    <w:lvl w:ilvl="0">
+      <w:start w:val="1"/>
+      <w:numFmt w:val="decimal"/>
+      <w:lvlText w:val="%1"/>
+      <w:lvlJc w:val="left"/>
+      <w:pPr>
+        <w:ind w:left="360" w:hanging="360"/>
+      </w:pPr>
+      <w:rPr>
+        <w:rFonts w:hint="default"/>
+      </w:rPr>
+    </w:lvl>
+    <w:lvl w:ilvl="1">
+      <w:start w:val="2"/>
+      <w:numFmt w:val="decimal"/>
+      <w:lvlText w:val="%1.%2"/>
+      <w:lvlJc w:val="left"/>
+      <w:pPr>
+        <w:ind w:left="360" w:hanging="360"/>
+      </w:pPr>
+      <w:rPr>
+        <w:rFonts w:hint="default"/>
+      </w:rPr>
+    </w:lvl>
+    <w:lvl w:ilvl="2">
+      <w:start w:val="1"/>
+      <w:numFmt w:val="decimal"/>
+      <w:lvlText w:val="%1.%2.%3"/>
+      <w:lvlJc w:val="left"/>
+      <w:pPr>
+        <w:ind w:left="720" w:hanging="720"/>
+      </w:pPr>
+      <w:rPr>
+        <w:rFonts w:hint="default"/>
+      </w:rPr>
+    </w:lvl>
+    <w:lvl w:ilvl="3">
+      <w:start w:val="1"/>
+      <w:numFmt w:val="decimal"/>
+      <w:lvlText w:val="%1.%2.%3.%4"/>
+      <w:lvlJc w:val="left"/>
+      <w:pPr>
+        <w:ind w:left="720" w:hanging="720"/>
+      </w:pPr>
+      <w:rPr>
+        <w:rFonts w:hint="default"/>
+      </w:rPr>
+    </w:lvl>
+    <w:lvl w:ilvl="4">
+      <w:start w:val="1"/>
+      <w:numFmt w:val="decimal"/>
+      <w:lvlText w:val="%1.%2.%3.%4.%5"/>
+      <w:lvlJc w:val="left"/>
+      <w:pPr>
+        <w:ind w:left="1080" w:hanging="1080"/>
+      </w:pPr>
+      <w:rPr>
+        <w:rFonts w:hint="default"/>
+      </w:rPr>
+    </w:lvl>
+    <w:lvl w:ilvl="5">
+      <w:start w:val="1"/>
+      <w:numFmt w:val="decimal"/>
+      <w:lvlText w:val="%1.%2.%3.%4.%5.%6"/>
+      <w:lvlJc w:val="left"/>
+      <w:pPr>
+        <w:ind w:left="1440" w:hanging="1440"/>
+      </w:pPr>
+      <w:rPr>
+        <w:rFonts w:hint="default"/>
+      </w:rPr>
+    </w:lvl>
+    <w:lvl w:ilvl="6">
+      <w:start w:val="1"/>
+      <w:numFmt w:val="decimal"/>
+      <w:lvlText w:val="%1.%2.%3.%4.%5.%6.%7"/>
+      <w:lvlJc w:val="left"/>
+      <w:pPr>
+        <w:ind w:left="1440" w:hanging="1440"/>
+      </w:pPr>
+      <w:rPr>
+        <w:rFonts w:hint="default"/>
+      </w:rPr>
+    </w:lvl>
+    <w:lvl w:ilvl="7">
+      <w:start w:val="1"/>
+      <w:numFmt w:val="decimal"/>
+      <w:lvlText w:val="%1.%2.%3.%4.%5.%6.%7.%8"/>
+      <w:lvlJc w:val="left"/>
+      <w:pPr>
+        <w:ind w:left="1800" w:hanging="1800"/>
+      </w:pPr>
+      <w:rPr>
+        <w:rFonts w:hint="default"/>
+      </w:rPr>
+    </w:lvl>
+    <w:lvl w:ilvl="8">
+      <w:start w:val="1"/>
+      <w:numFmt w:val="decimal"/>
+      <w:lvlText w:val="%1.%2.%3.%4.%5.%6.%7.%8.%9"/>
+      <w:lvlJc w:val="left"/>
+      <w:pPr>
+        <w:ind w:left="1800" w:hanging="1800"/>
+      </w:pPr>
+      <w:rPr>
+        <w:rFonts w:hint="default"/>
+      </w:rPr>
+    </w:lvl>
+  </w:abstractNum>
+  <w:abstractNum w:abstractNumId="10" w15:restartNumberingAfterBreak="0">
+    <w:nsid w:val="57F76C14"/>
+    <w:multiLevelType w:val="hybridMultilevel"/>
+    <w:tmpl w:val="36EEBEB2"/>
+    <w:lvl w:ilvl="0" w:tplc="18D61330">
+      <w:numFmt w:val="bullet"/>
+      <w:lvlText w:val="-"/>
+      <w:lvlJc w:val="left"/>
+      <w:pPr>
+        <w:ind w:left="1146" w:hanging="360"/>
+      </w:pPr>
+      <w:rPr>
+        <w:rFonts w:ascii="Times New Roman" w:eastAsia="Times New Roman" w:hAnsi="Times New Roman" w:cs="Times New Roman" w:hint="default"/>
+      </w:rPr>
+    </w:lvl>
+    <w:lvl w:ilvl="1" w:tplc="04090003" w:tentative="1">
+      <w:start w:val="1"/>
+      <w:numFmt w:val="bullet"/>
+      <w:lvlText w:val="o"/>
+      <w:lvlJc w:val="left"/>
+      <w:pPr>
+        <w:ind w:left="1866" w:hanging="360"/>
+      </w:pPr>
+      <w:rPr>
+        <w:rFonts w:ascii="Courier New" w:hAnsi="Courier New" w:cs="Courier New" w:hint="default"/>
+      </w:rPr>
+    </w:lvl>
+    <w:lvl w:ilvl="2" w:tplc="04090005" w:tentative="1">
+      <w:start w:val="1"/>
+      <w:numFmt w:val="bullet"/>
+      <w:lvlText w:val=""/>
+      <w:lvlJc w:val="left"/>
+      <w:pPr>
+        <w:ind w:left="2586" w:hanging="360"/>
+      </w:pPr>
+      <w:rPr>
+        <w:rFonts w:ascii="Wingdings" w:hAnsi="Wingdings" w:hint="default"/>
+      </w:rPr>
+    </w:lvl>
+    <w:lvl w:ilvl="3" w:tplc="04090001" w:tentative="1">
+      <w:start w:val="1"/>
+      <w:numFmt w:val="bullet"/>
+      <w:lvlText w:val=""/>
+      <w:lvlJc w:val="left"/>
+      <w:pPr>
+        <w:ind w:left="3306" w:hanging="360"/>
+      </w:pPr>
+      <w:rPr>
+        <w:rFonts w:ascii="Symbol" w:hAnsi="Symbol" w:hint="default"/>
+      </w:rPr>
+    </w:lvl>
+    <w:lvl w:ilvl="4" w:tplc="04090003" w:tentative="1">
+      <w:start w:val="1"/>
+      <w:numFmt w:val="bullet"/>
+      <w:lvlText w:val="o"/>
+      <w:lvlJc w:val="left"/>
+      <w:pPr>
+        <w:ind w:left="4026" w:hanging="360"/>
+      </w:pPr>
+      <w:rPr>
+        <w:rFonts w:ascii="Courier New" w:hAnsi="Courier New" w:cs="Courier New" w:hint="default"/>
+      </w:rPr>
+    </w:lvl>
+    <w:lvl w:ilvl="5" w:tplc="04090005" w:tentative="1">
+      <w:start w:val="1"/>
+      <w:numFmt w:val="bullet"/>
+      <w:lvlText w:val=""/>
+      <w:lvlJc w:val="left"/>
+      <w:pPr>
+        <w:ind w:left="4746" w:hanging="360"/>
+      </w:pPr>
+      <w:rPr>
+        <w:rFonts w:ascii="Wingdings" w:hAnsi="Wingdings" w:hint="default"/>
+      </w:rPr>
+    </w:lvl>
+    <w:lvl w:ilvl="6" w:tplc="04090001" w:tentative="1">
+      <w:start w:val="1"/>
+      <w:numFmt w:val="bullet"/>
+      <w:lvlText w:val=""/>
+      <w:lvlJc w:val="left"/>
+      <w:pPr>
+        <w:ind w:left="5466" w:hanging="360"/>
+      </w:pPr>
+      <w:rPr>
+        <w:rFonts w:ascii="Symbol" w:hAnsi="Symbol" w:hint="default"/>
+      </w:rPr>
+    </w:lvl>
+    <w:lvl w:ilvl="7" w:tplc="04090003" w:tentative="1">
+      <w:start w:val="1"/>
+      <w:numFmt w:val="bullet"/>
+      <w:lvlText w:val="o"/>
+      <w:lvlJc w:val="left"/>
+      <w:pPr>
+        <w:ind w:left="6186" w:hanging="360"/>
+      </w:pPr>
+      <w:rPr>
+        <w:rFonts w:ascii="Courier New" w:hAnsi="Courier New" w:cs="Courier New" w:hint="default"/>
+      </w:rPr>
+    </w:lvl>
+    <w:lvl w:ilvl="8" w:tplc="04090005" w:tentative="1">
+      <w:start w:val="1"/>
+      <w:numFmt w:val="bullet"/>
+      <w:lvlText w:val=""/>
+      <w:lvlJc w:val="left"/>
+      <w:pPr>
+        <w:ind w:left="6906" w:hanging="360"/>
+      </w:pPr>
+      <w:rPr>
+        <w:rFonts w:ascii="Wingdings" w:hAnsi="Wingdings" w:hint="default"/>
+      </w:rPr>
+    </w:lvl>
+  </w:abstractNum>
+  <w:abstractNum w:abstractNumId="11" w15:restartNumberingAfterBreak="0">
+    <w:nsid w:val="68416639"/>
+    <w:multiLevelType w:val="hybridMultilevel"/>
+    <w:tmpl w:val="C2B070F2"/>
+    <w:lvl w:ilvl="0" w:tplc="18D61330">
+      <w:numFmt w:val="bullet"/>
+      <w:lvlText w:val="-"/>
+      <w:lvlJc w:val="left"/>
+      <w:pPr>
+        <w:ind w:left="1440" w:hanging="360"/>
+      </w:pPr>
+      <w:rPr>
+        <w:rFonts w:ascii="Times New Roman" w:eastAsia="Times New Roman" w:hAnsi="Times New Roman" w:cs="Times New Roman" w:hint="default"/>
+      </w:rPr>
+    </w:lvl>
+    <w:lvl w:ilvl="1" w:tplc="04090003" w:tentative="1">
+      <w:start w:val="1"/>
+      <w:numFmt w:val="bullet"/>
+      <w:lvlText w:val="o"/>
+      <w:lvlJc w:val="left"/>
+      <w:pPr>
+        <w:ind w:left="2160" w:hanging="360"/>
+      </w:pPr>
+      <w:rPr>
+        <w:rFonts w:ascii="Courier New" w:hAnsi="Courier New" w:cs="Courier New" w:hint="default"/>
+      </w:rPr>
+    </w:lvl>
+    <w:lvl w:ilvl="2" w:tplc="04090005" w:tentative="1">
+      <w:start w:val="1"/>
+      <w:numFmt w:val="bullet"/>
+      <w:lvlText w:val=""/>
+      <w:lvlJc w:val="left"/>
+      <w:pPr>
+        <w:ind w:left="2880" w:hanging="360"/>
+      </w:pPr>
+      <w:rPr>
+        <w:rFonts w:ascii="Wingdings" w:hAnsi="Wingdings" w:hint="default"/>
+      </w:rPr>
+    </w:lvl>
+    <w:lvl w:ilvl="3" w:tplc="04090001" w:tentative="1">
+      <w:start w:val="1"/>
+      <w:numFmt w:val="bullet"/>
+      <w:lvlText w:val=""/>
+      <w:lvlJc w:val="left"/>
+      <w:pPr>
+        <w:ind w:left="3600" w:hanging="360"/>
+      </w:pPr>
+      <w:rPr>
+        <w:rFonts w:ascii="Symbol" w:hAnsi="Symbol" w:hint="default"/>
+      </w:rPr>
+    </w:lvl>
+    <w:lvl w:ilvl="4" w:tplc="04090003" w:tentative="1">
+      <w:start w:val="1"/>
+      <w:numFmt w:val="bullet"/>
+      <w:lvlText w:val="o"/>
+      <w:lvlJc w:val="left"/>
+      <w:pPr>
+        <w:ind w:left="4320" w:hanging="360"/>
+      </w:pPr>
+      <w:rPr>
+        <w:rFonts w:ascii="Courier New" w:hAnsi="Courier New" w:cs="Courier New" w:hint="default"/>
+      </w:rPr>
+    </w:lvl>
+    <w:lvl w:ilvl="5" w:tplc="04090005" w:tentative="1">
+      <w:start w:val="1"/>
+      <w:numFmt w:val="bullet"/>
+      <w:lvlText w:val=""/>
+      <w:lvlJc w:val="left"/>
+      <w:pPr>
+        <w:ind w:left="5040" w:hanging="360"/>
+      </w:pPr>
+      <w:rPr>
+        <w:rFonts w:ascii="Wingdings" w:hAnsi="Wingdings" w:hint="default"/>
+      </w:rPr>
+    </w:lvl>
+    <w:lvl w:ilvl="6" w:tplc="04090001" w:tentative="1">
+      <w:start w:val="1"/>
+      <w:numFmt w:val="bullet"/>
+      <w:lvlText w:val=""/>
+      <w:lvlJc w:val="left"/>
+      <w:pPr>
+        <w:ind w:left="5760" w:hanging="360"/>
+      </w:pPr>
+      <w:rPr>
+        <w:rFonts w:ascii="Symbol" w:hAnsi="Symbol" w:hint="default"/>
+      </w:rPr>
+    </w:lvl>
+    <w:lvl w:ilvl="7" w:tplc="04090003" w:tentative="1">
+      <w:start w:val="1"/>
+      <w:numFmt w:val="bullet"/>
+      <w:lvlText w:val="o"/>
+      <w:lvlJc w:val="left"/>
+      <w:pPr>
+        <w:ind w:left="6480" w:hanging="360"/>
+      </w:pPr>
+      <w:rPr>
+        <w:rFonts w:ascii="Courier New" w:hAnsi="Courier New" w:cs="Courier New" w:hint="default"/>
+      </w:rPr>
+    </w:lvl>
+    <w:lvl w:ilvl="8" w:tplc="04090005" w:tentative="1">
+      <w:start w:val="1"/>
+      <w:numFmt w:val="bullet"/>
+      <w:lvlText w:val=""/>
+      <w:lvlJc w:val="left"/>
+      <w:pPr>
+        <w:ind w:left="7200" w:hanging="360"/>
+      </w:pPr>
+      <w:rPr>
+        <w:rFonts w:ascii="Wingdings" w:hAnsi="Wingdings" w:hint="default"/>
+      </w:rPr>
+    </w:lvl>
+  </w:abstractNum>
+  <w:abstractNum w:abstractNumId="12" w15:restartNumberingAfterBreak="0">
+    <w:nsid w:val="69EF4C0D"/>
+    <w:multiLevelType w:val="hybridMultilevel"/>
+    <w:tmpl w:val="C570FED8"/>
+    <w:lvl w:ilvl="0" w:tplc="04090001">
+      <w:start w:val="1"/>
+      <w:numFmt w:val="bullet"/>
+      <w:lvlText w:val=""/>
+      <w:lvlJc w:val="left"/>
+      <w:pPr>
+        <w:ind w:left="1146" w:hanging="360"/>
+      </w:pPr>
+      <w:rPr>
+        <w:rFonts w:ascii="Symbol" w:hAnsi="Symbol" w:hint="default"/>
+      </w:rPr>
+    </w:lvl>
+    <w:lvl w:ilvl="1" w:tplc="04090003" w:tentative="1">
+      <w:start w:val="1"/>
+      <w:numFmt w:val="bullet"/>
+      <w:lvlText w:val="o"/>
+      <w:lvlJc w:val="left"/>
+      <w:pPr>
+        <w:ind w:left="1866" w:hanging="360"/>
+      </w:pPr>
+      <w:rPr>
+        <w:rFonts w:ascii="Courier New" w:hAnsi="Courier New" w:cs="Courier New" w:hint="default"/>
+      </w:rPr>
+    </w:lvl>
+    <w:lvl w:ilvl="2" w:tplc="04090005" w:tentative="1">
+      <w:start w:val="1"/>
+      <w:numFmt w:val="bullet"/>
+      <w:lvlText w:val=""/>
+      <w:lvlJc w:val="left"/>
+      <w:pPr>
+        <w:ind w:left="2586" w:hanging="360"/>
+      </w:pPr>
+      <w:rPr>
+        <w:rFonts w:ascii="Wingdings" w:hAnsi="Wingdings" w:hint="default"/>
+      </w:rPr>
+    </w:lvl>
+    <w:lvl w:ilvl="3" w:tplc="04090001" w:tentative="1">
+      <w:start w:val="1"/>
+      <w:numFmt w:val="bullet"/>
+      <w:lvlText w:val=""/>
+      <w:lvlJc w:val="left"/>
+      <w:pPr>
+        <w:ind w:left="3306" w:hanging="360"/>
+      </w:pPr>
+      <w:rPr>
+        <w:rFonts w:ascii="Symbol" w:hAnsi="Symbol" w:hint="default"/>
+      </w:rPr>
+    </w:lvl>
+    <w:lvl w:ilvl="4" w:tplc="04090003" w:tentative="1">
+      <w:start w:val="1"/>
+      <w:numFmt w:val="bullet"/>
+      <w:lvlText w:val="o"/>
+      <w:lvlJc w:val="left"/>
+      <w:pPr>
+        <w:ind w:left="4026" w:hanging="360"/>
+      </w:pPr>
+      <w:rPr>
+        <w:rFonts w:ascii="Courier New" w:hAnsi="Courier New" w:cs="Courier New" w:hint="default"/>
+      </w:rPr>
+    </w:lvl>
+    <w:lvl w:ilvl="5" w:tplc="04090005" w:tentative="1">
+      <w:start w:val="1"/>
+      <w:numFmt w:val="bullet"/>
+      <w:lvlText w:val=""/>
+      <w:lvlJc w:val="left"/>
+      <w:pPr>
+        <w:ind w:left="4746" w:hanging="360"/>
+      </w:pPr>
+      <w:rPr>
+        <w:rFonts w:ascii="Wingdings" w:hAnsi="Wingdings" w:hint="default"/>
+      </w:rPr>
+    </w:lvl>
+    <w:lvl w:ilvl="6" w:tplc="04090001" w:tentative="1">
+      <w:start w:val="1"/>
+      <w:numFmt w:val="bullet"/>
+      <w:lvlText w:val=""/>
+      <w:lvlJc w:val="left"/>
+      <w:pPr>
+        <w:ind w:left="5466" w:hanging="360"/>
+      </w:pPr>
+      <w:rPr>
+        <w:rFonts w:ascii="Symbol" w:hAnsi="Symbol" w:hint="default"/>
+      </w:rPr>
+    </w:lvl>
+    <w:lvl w:ilvl="7" w:tplc="04090003" w:tentative="1">
+      <w:start w:val="1"/>
+      <w:numFmt w:val="bullet"/>
+      <w:lvlText w:val="o"/>
+      <w:lvlJc w:val="left"/>
+      <w:pPr>
+        <w:ind w:left="6186" w:hanging="360"/>
+      </w:pPr>
+      <w:rPr>
+        <w:rFonts w:ascii="Courier New" w:hAnsi="Courier New" w:cs="Courier New" w:hint="default"/>
+      </w:rPr>
+    </w:lvl>
+    <w:lvl w:ilvl="8" w:tplc="04090005" w:tentative="1">
+      <w:start w:val="1"/>
+      <w:numFmt w:val="bullet"/>
+      <w:lvlText w:val=""/>
+      <w:lvlJc w:val="left"/>
+      <w:pPr>
+        <w:ind w:left="6906" w:hanging="360"/>
+      </w:pPr>
+      <w:rPr>
+        <w:rFonts w:ascii="Wingdings" w:hAnsi="Wingdings" w:hint="default"/>
+      </w:rPr>
+    </w:lvl>
+  </w:abstractNum>
+  <w:abstractNum w:abstractNumId="13" w15:restartNumberingAfterBreak="0">
+    <w:nsid w:val="701473D0"/>
+    <w:multiLevelType w:val="hybridMultilevel"/>
+    <w:tmpl w:val="91D290DC"/>
+    <w:lvl w:ilvl="0" w:tplc="18D61330">
+      <w:numFmt w:val="bullet"/>
+      <w:lvlText w:val="-"/>
+      <w:lvlJc w:val="left"/>
+      <w:pPr>
+        <w:ind w:left="720" w:hanging="360"/>
+      </w:pPr>
+      <w:rPr>
+        <w:rFonts w:ascii="Times New Roman" w:eastAsia="Times New Roman" w:hAnsi="Times New Roman" w:cs="Times New Roman" w:hint="default"/>
+      </w:rPr>
+    </w:lvl>
+    <w:lvl w:ilvl="1" w:tplc="04090003" w:tentative="1">
+      <w:start w:val="1"/>
+      <w:numFmt w:val="bullet"/>
+      <w:lvlText w:val="o"/>
+      <w:lvlJc w:val="left"/>
+      <w:pPr>
+        <w:ind w:left="1440" w:hanging="360"/>
+      </w:pPr>
+      <w:rPr>
+        <w:rFonts w:ascii="Courier New" w:hAnsi="Courier New" w:cs="Courier New" w:hint="default"/>
+      </w:rPr>
+    </w:lvl>
+    <w:lvl w:ilvl="2" w:tplc="04090005" w:tentative="1">
+      <w:start w:val="1"/>
+      <w:numFmt w:val="bullet"/>
+      <w:lvlText w:val=""/>
+      <w:lvlJc w:val="left"/>
+      <w:pPr>
+        <w:ind w:left="2160" w:hanging="360"/>
+      </w:pPr>
+      <w:rPr>
+        <w:rFonts w:ascii="Wingdings" w:hAnsi="Wingdings" w:hint="default"/>
+      </w:rPr>
+    </w:lvl>
+    <w:lvl w:ilvl="3" w:tplc="04090001" w:tentative="1">
+      <w:start w:val="1"/>
+      <w:numFmt w:val="bullet"/>
+      <w:lvlText w:val=""/>
+      <w:lvlJc w:val="left"/>
+      <w:pPr>
+        <w:ind w:left="2880" w:hanging="360"/>
+      </w:pPr>
+      <w:rPr>
+        <w:rFonts w:ascii="Symbol" w:hAnsi="Symbol" w:hint="default"/>
+      </w:rPr>
+    </w:lvl>
+    <w:lvl w:ilvl="4" w:tplc="04090003" w:tentative="1">
+      <w:start w:val="1"/>
+      <w:numFmt w:val="bullet"/>
+      <w:lvlText w:val="o"/>
+      <w:lvlJc w:val="left"/>
+      <w:pPr>
+        <w:ind w:left="3600" w:hanging="360"/>
+      </w:pPr>
+      <w:rPr>
+        <w:rFonts w:ascii="Courier New" w:hAnsi="Courier New" w:cs="Courier New" w:hint="default"/>
+      </w:rPr>
+    </w:lvl>
+    <w:lvl w:ilvl="5" w:tplc="04090005" w:tentative="1">
+      <w:start w:val="1"/>
+      <w:numFmt w:val="bullet"/>
+      <w:lvlText w:val=""/>
+      <w:lvlJc w:val="left"/>
+      <w:pPr>
+        <w:ind w:left="4320" w:hanging="360"/>
+      </w:pPr>
+      <w:rPr>
+        <w:rFonts w:ascii="Wingdings" w:hAnsi="Wingdings" w:hint="default"/>
+      </w:rPr>
+    </w:lvl>
+    <w:lvl w:ilvl="6" w:tplc="04090001" w:tentative="1">
+      <w:start w:val="1"/>
+      <w:numFmt w:val="bullet"/>
+      <w:lvlText w:val=""/>
+      <w:lvlJc w:val="left"/>
+      <w:pPr>
+        <w:ind w:left="5040" w:hanging="360"/>
+      </w:pPr>
+      <w:rPr>
+        <w:rFonts w:ascii="Symbol" w:hAnsi="Symbol" w:hint="default"/>
+      </w:rPr>
+    </w:lvl>
+    <w:lvl w:ilvl="7" w:tplc="04090003" w:tentative="1">
+      <w:start w:val="1"/>
+      <w:numFmt w:val="bullet"/>
+      <w:lvlText w:val="o"/>
+      <w:lvlJc w:val="left"/>
+      <w:pPr>
+        <w:ind w:left="5760" w:hanging="360"/>
+      </w:pPr>
+      <w:rPr>
+        <w:rFonts w:ascii="Courier New" w:hAnsi="Courier New" w:cs="Courier New" w:hint="default"/>
+      </w:rPr>
+    </w:lvl>
+    <w:lvl w:ilvl="8" w:tplc="04090005" w:tentative="1">
+      <w:start w:val="1"/>
+      <w:numFmt w:val="bullet"/>
+      <w:lvlText w:val=""/>
+      <w:lvlJc w:val="left"/>
+      <w:pPr>
+        <w:ind w:left="6480" w:hanging="360"/>
+      </w:pPr>
+      <w:rPr>
+        <w:rFonts w:ascii="Wingdings" w:hAnsi="Wingdings" w:hint="default"/>
+      </w:rPr>
+    </w:lvl>
+  </w:abstractNum>
+  <w:abstractNum w:abstractNumId="14" w15:restartNumberingAfterBreak="0">
     <w:nsid w:val="74CF7A1D"/>
     <w:multiLevelType w:val="hybridMultilevel"/>
     <w:tmpl w:val="D3142784"/>
@@ -5326,16 +7045,49 @@
     </w:lvl>
   </w:abstractNum>
   <w:num w:numId="1" w16cid:durableId="533881902">
-    <w:abstractNumId w:val="3"/>
+    <w:abstractNumId w:val="14"/>
   </w:num>
   <w:num w:numId="2" w16cid:durableId="1863126880">
-    <w:abstractNumId w:val="2"/>
+    <w:abstractNumId w:val="5"/>
   </w:num>
   <w:num w:numId="3" w16cid:durableId="850098995">
     <w:abstractNumId w:val="0"/>
   </w:num>
   <w:num w:numId="4" w16cid:durableId="1201817767">
+    <w:abstractNumId w:val="2"/>
+  </w:num>
+  <w:num w:numId="5" w16cid:durableId="929044024">
+    <w:abstractNumId w:val="3"/>
+  </w:num>
+  <w:num w:numId="6" w16cid:durableId="195585046">
+    <w:abstractNumId w:val="11"/>
+  </w:num>
+  <w:num w:numId="7" w16cid:durableId="641078778">
+    <w:abstractNumId w:val="8"/>
+  </w:num>
+  <w:num w:numId="8" w16cid:durableId="259532923">
+    <w:abstractNumId w:val="6"/>
+  </w:num>
+  <w:num w:numId="9" w16cid:durableId="996962577">
+    <w:abstractNumId w:val="13"/>
+  </w:num>
+  <w:num w:numId="10" w16cid:durableId="867566685">
     <w:abstractNumId w:val="1"/>
+  </w:num>
+  <w:num w:numId="11" w16cid:durableId="1329600593">
+    <w:abstractNumId w:val="7"/>
+  </w:num>
+  <w:num w:numId="12" w16cid:durableId="634872062">
+    <w:abstractNumId w:val="4"/>
+  </w:num>
+  <w:num w:numId="13" w16cid:durableId="1809084452">
+    <w:abstractNumId w:val="9"/>
+  </w:num>
+  <w:num w:numId="14" w16cid:durableId="1291086850">
+    <w:abstractNumId w:val="10"/>
+  </w:num>
+  <w:num w:numId="15" w16cid:durableId="130951796">
+    <w:abstractNumId w:val="12"/>
   </w:num>
 </w:numbering>
 </file>
@@ -5786,16 +7538,12 @@
     <w:uiPriority w:val="9"/>
     <w:unhideWhenUsed/>
     <w:qFormat/>
-    <w:rsid w:val="00F141B1"/>
+    <w:rsid w:val="00BD26A9"/>
     <w:pPr>
       <w:keepNext/>
       <w:keepLines/>
-      <w:numPr>
-        <w:ilvl w:val="1"/>
-        <w:numId w:val="4"/>
-      </w:numPr>
       <w:spacing w:before="40" w:after="120"/>
-      <w:ind w:left="426" w:hanging="426"/>
+      <w:ind w:left="284" w:hanging="284"/>
       <w:jc w:val="left"/>
       <w:outlineLvl w:val="1"/>
     </w:pPr>
@@ -6020,7 +7768,7 @@
     <w:basedOn w:val="DefaultParagraphFont"/>
     <w:link w:val="Heading2"/>
     <w:uiPriority w:val="9"/>
-    <w:rsid w:val="00F141B1"/>
+    <w:rsid w:val="00BD26A9"/>
     <w:rPr>
       <w:rFonts w:ascii="Times New Roman" w:eastAsiaTheme="majorEastAsia" w:hAnsi="Times New Roman" w:cstheme="majorBidi"/>
       <w:b/>
